--- a/tests/corpus_v2/docs/sale_0006.docx
+++ b/tests/corpus_v2/docs/sale_0006.docx
@@ -21,19 +21,25 @@
         <w:rPr>
           <w:b/>
         </w:rPr>
-        <w:t xml:space="preserve">№ 162/2025-П</w:t>
-      </w:r>
-    </w:p>
-    <w:p/>
-    <w:p>
-      <w:r>
-        <w:t xml:space="preserve">г. Химки</w:t>
+        <w:t xml:space="preserve">№ </w:t>
+      </w:r>
+      <w:r>
+        <w:rPr>
+          <w:b/>
+        </w:rPr>
+        <w:t xml:space="preserve">2/18</w:t>
+      </w:r>
+    </w:p>
+    <w:p/>
+    <w:p>
+      <w:r>
+        <w:t xml:space="preserve">г. Ростов-на-Дону</w:t>
       </w:r>
       <w:r>
         <w:t xml:space="preserve">     </w:t>
       </w:r>
       <w:r>
-        <w:t xml:space="preserve">«15» июля 2025 г.</w:t>
+        <w:t xml:space="preserve">25.08.2025</w:t>
       </w:r>
     </w:p>
     <w:p/>
@@ -72,10 +78,10 @@
         <w:t xml:space="preserve">, именуемый в дальнейшем «Покупатель», действующий на основании свидетельства о государственной регистрации</w:t>
       </w:r>
       <w:r>
-        <w:t xml:space="preserve">, с другой стороны, совместно именуемые «Стороны», заключили настоящий </w:t>
-      </w:r>
-      <w:r>
-        <w:t xml:space="preserve">Договор № 78/2024-С</w:t>
+        <w:t xml:space="preserve">, с другой стороны, совместно именуемые «Стороны», заключили настоящий Договор № </w:t>
+      </w:r>
+      <w:r>
+        <w:t xml:space="preserve">78Ф-52933/18-848Д</w:t>
       </w:r>
       <w:r>
         <w:t xml:space="preserve"> (далее — Договор) о нижеследующем:</w:t>
@@ -122,7 +128,13 @@
         <w:t xml:space="preserve">Расчёты производятся через аккредитив, открываемый Покупателем. Сумма аккредитива: </w:t>
       </w:r>
       <w:r>
-        <w:t xml:space="preserve">1 000 (Одна тысяча) рублей 00 копеек</w:t>
+        <w:t xml:space="preserve">21 000 (Двадцать одна тысяча) руб. 0 коп.</w:t>
+      </w:r>
+      <w:r>
+        <w:t xml:space="preserve">, </w:t>
+      </w:r>
+      <w:r>
+        <w:t xml:space="preserve">Без НДС</w:t>
       </w:r>
       <w:r>
         <w:t xml:space="preserve">.</w:t>
@@ -142,7 +154,7 @@
         <w:t xml:space="preserve">2.1. Общая цена Договора: </w:t>
       </w:r>
       <w:r>
-        <w:t xml:space="preserve">443 082,77 (четыреста сорок три тысячи восемьдесят два рубля семьдесят семь копеек)</w:t>
+        <w:t xml:space="preserve">Сорок три миллиона двести тысяч два рубля 0 коп.</w:t>
       </w:r>
       <w:r>
         <w:t xml:space="preserve">.</w:t>
@@ -153,7 +165,7 @@
         <w:t xml:space="preserve">2.2. Налог: </w:t>
       </w:r>
       <w:r>
-        <w:t xml:space="preserve">15% годовых</w:t>
+        <w:t xml:space="preserve">1/150 ключевой ставки ЦБ РФ годовых</w:t>
       </w:r>
       <w:r>
         <w:t xml:space="preserve">.</w:t>
@@ -164,7 +176,7 @@
         <w:t xml:space="preserve">2.3. Срок оплаты — </w:t>
       </w:r>
       <w:r>
-        <w:t xml:space="preserve">60 дней с момента заключения контракта</w:t>
+        <w:t xml:space="preserve">в течение двадцати рабочих дней с момента подписания акта</w:t>
       </w:r>
       <w:r>
         <w:t xml:space="preserve">.</w:t>
@@ -244,7 +256,10 @@
         <w:t xml:space="preserve">. Цена — </w:t>
       </w:r>
       <w:r>
-        <w:t xml:space="preserve">не более 5 000 (Пяти тысяч) рублей</w:t>
+        <w:t xml:space="preserve">242000,0 (двести сорок две тысячи) ₽</w:t>
+      </w:r>
+      <w:r>
+        <w:t xml:space="preserve">, НДС не облагается</w:t>
       </w:r>
       <w:r>
         <w:t xml:space="preserve">.</w:t>
@@ -292,7 +307,7 @@
         <w:t xml:space="preserve">3.3. Срок исполнения обязательств — </w:t>
       </w:r>
       <w:r>
-        <w:t xml:space="preserve">10 рабочих дней с момента поступления денежных средств на расчетный счет</w:t>
+        <w:t xml:space="preserve">в течение 10 (Десяти) рабочих дней со дня предъявления требования</w:t>
       </w:r>
       <w:r>
         <w:t xml:space="preserve">.</w:t>
@@ -323,13 +338,13 @@
         <w:t xml:space="preserve">Размер неустойки за нарушение сроков оплаты: </w:t>
       </w:r>
       <w:r>
-        <w:t xml:space="preserve">не более 20% от цены договора</w:t>
+        <w:t xml:space="preserve">12% от стоимости неоплаченных работ</w:t>
       </w:r>
       <w:r>
         <w:t xml:space="preserve">. Предельный размер ответственности: </w:t>
       </w:r>
       <w:r>
-        <w:t xml:space="preserve">1/150 ключевой ставки ЦБ РФ</w:t>
+        <w:t xml:space="preserve">10 (десять) процентов за каждый день просрочки</w:t>
       </w:r>
       <w:r>
         <w:t xml:space="preserve">.</w:t>
@@ -351,7 +366,7 @@
         <w:t xml:space="preserve">Сторона, для которой создалась невозможность исполнения, обязана уведомить другую Сторону. Срок уведомления — </w:t>
       </w:r>
       <w:r>
-        <w:t xml:space="preserve">5 рабочих дней</w:t>
+        <w:t xml:space="preserve">в течение 7 календарных дней</w:t>
       </w:r>
       <w:r>
         <w:t xml:space="preserve">.</w:t>
@@ -365,7 +380,7 @@
         <w:t xml:space="preserve">Все споры и разногласия решаются путём переговоров. Претензионный порядок обязателен, срок ответа на претензию — </w:t>
       </w:r>
       <w:r>
-        <w:t xml:space="preserve">не позднее 13.11.2025</w:t>
+        <w:t xml:space="preserve">в течение 6 месяцев с даты подписания Сторонами акта сдачи-приемки оказанных услуг</w:t>
       </w:r>
       <w:r>
         <w:t xml:space="preserve">.</w:t>
@@ -401,15 +416,65 @@
       </w:r>
     </w:p>
     <w:p/>
-    <w:p>
-      <w:r>
-        <w:rPr>
-          <w:b/>
-        </w:rPr>
-        <w:t xml:space="preserve">РЕКВИЗИТЫ И ПОДПИСИ СТОРОН</w:t>
-      </w:r>
-    </w:p>
-    <w:p/>
+    <w:p/>
+    <w:p>
+      <w:r>
+        <w:rPr>
+          <w:b/>
+        </w:rPr>
+        <w:t xml:space="preserve">9. КОНТРОЛЬНЫЕ ВЕЛИЧИНЫ</w:t>
+      </w:r>
+    </w:p>
+    <w:p>
+      <w:r>
+        <w:t xml:space="preserve">9.1. Контрольная запись: </w:t>
+      </w:r>
+      <w:r>
+        <w:t xml:space="preserve">29/2024-С</w:t>
+      </w:r>
+      <w:r>
+        <w:t xml:space="preserve">.</w:t>
+      </w:r>
+    </w:p>
+    <w:p>
+      <w:r>
+        <w:t xml:space="preserve">9.2. Контрольная запись: </w:t>
+      </w:r>
+      <w:r>
+        <w:rPr>
+          <w:b/>
+        </w:rPr>
+        <w:t xml:space="preserve">9</w:t>
+      </w:r>
+      <w:r>
+        <w:t xml:space="preserve">32 000 (Девятьсот тридцать две тысячи) рублей 50 копеек</w:t>
+      </w:r>
+      <w:r>
+        <w:t xml:space="preserve">.</w:t>
+      </w:r>
+    </w:p>
+    <w:p>
+      <w:r>
+        <w:t xml:space="preserve">9.3. Контрольная запись: </w:t>
+      </w:r>
+      <w:r>
+        <w:rPr>
+          <w:b/>
+        </w:rPr>
+        <w:t xml:space="preserve">1/3</w:t>
+      </w:r>
+      <w:r>
+        <w:t xml:space="preserve">00 ключевой ставки ЦБ РФ от цены Договора</w:t>
+      </w:r>
+      <w:r>
+        <w:t xml:space="preserve">.</w:t>
+      </w:r>
+    </w:p>
+    <w:p>
+      <w:r>
+        <w:t xml:space="preserve">9.4. Контрольная запись (таблица):</w:t>
+      </w:r>
+    </w:p>
     <w:tbl>
       <w:tblPr>
         <w:tblW w:w="9360" w:type="dxa"/>
@@ -433,87 +498,7 @@
           </w:tcPr>
           <w:p>
             <w:r>
-              <w:rPr>
-                <w:b/>
-              </w:rPr>
-              <w:t xml:space="preserve">Продавец:</w:t>
-            </w:r>
-          </w:p>
-          <w:p>
-            <w:r>
-              <w:t xml:space="preserve">Лебедева Ольга Павловна</w:t>
-            </w:r>
-          </w:p>
-          <w:p>
-            <w:r>
-              <w:t xml:space="preserve">Индивидуальный предприниматель </w:t>
-            </w:r>
-            <w:r>
-              <w:t xml:space="preserve">Лебедева Ольга Павловна</w:t>
-            </w:r>
-          </w:p>
-          <w:p>
-            <w:r>
-              <w:t xml:space="preserve">Адрес регистрации: </w:t>
-            </w:r>
-            <w:r>
-              <w:t xml:space="preserve">420111, г. Казань, пер. Космонавтов, д. 18, кв. 192</w:t>
-            </w:r>
-          </w:p>
-          <w:p>
-            <w:r>
-              <w:t xml:space="preserve">ИНН </w:t>
-            </w:r>
-            <w:r>
-              <w:t xml:space="preserve">771089145681</w:t>
-            </w:r>
-            <w:r>
-              <w:t xml:space="preserve"> ОГРНИП </w:t>
-            </w:r>
-            <w:r>
-              <w:t xml:space="preserve">363472859934255</w:t>
-            </w:r>
-          </w:p>
-          <w:p>
-            <w:r>
-              <w:t xml:space="preserve">р/с </w:t>
-            </w:r>
-            <w:r>
-              <w:t xml:space="preserve">40802810737725918402</w:t>
-            </w:r>
-            <w:r>
-              <w:t xml:space="preserve"> в АО «Альфа-Банк»</w:t>
-            </w:r>
-            <w:r>
-              <w:t xml:space="preserve">, БИК </w:t>
-            </w:r>
-            <w:r>
-              <w:t xml:space="preserve">044525593</w:t>
-            </w:r>
-          </w:p>
-          <w:p>
-            <w:r>
-              <w:t xml:space="preserve">Тел.: </w:t>
-            </w:r>
-            <w:r>
-              <w:t xml:space="preserve">8(843)7205325</w:t>
-            </w:r>
-          </w:p>
-          <w:p>
-            <w:r>
-              <w:t xml:space="preserve">E-mail: </w:t>
-            </w:r>
-            <w:r>
-              <w:t xml:space="preserve">lebedeva@mail.ru</w:t>
-            </w:r>
-          </w:p>
-          <w:p/>
-          <w:p>
-            <w:r>
-              <w:t xml:space="preserve">ИП ______________ </w:t>
-            </w:r>
-            <w:r>
-              <w:t xml:space="preserve">Лебедева О. П.</w:t>
+              <w:t xml:space="preserve">не позднее 05.08.20</w:t>
             </w:r>
           </w:p>
         </w:tc>
@@ -523,6 +508,135 @@
           </w:tcPr>
           <w:p>
             <w:r>
+              <w:t xml:space="preserve">26</w:t>
+            </w:r>
+          </w:p>
+        </w:tc>
+      </w:tr>
+    </w:tbl>
+    <w:p/>
+    <w:p>
+      <w:r>
+        <w:rPr>
+          <w:b/>
+        </w:rPr>
+        <w:t xml:space="preserve">РЕКВИЗИТЫ И ПОДПИСИ СТОРОН</w:t>
+      </w:r>
+    </w:p>
+    <w:p/>
+    <w:tbl>
+      <w:tblPr>
+        <w:tblW w:w="9360" w:type="dxa"/>
+        <w:tblBorders>
+          <w:top w:val="single" w:sz="4" w:color="auto"/>
+          <w:left w:val="single" w:sz="4" w:color="auto"/>
+          <w:bottom w:val="single" w:sz="4" w:color="auto"/>
+          <w:right w:val="single" w:sz="4" w:color="auto"/>
+          <w:insideH w:val="single" w:sz="4" w:color="auto"/>
+          <w:insideV w:val="single" w:sz="4" w:color="auto"/>
+        </w:tblBorders>
+      </w:tblPr>
+      <w:tblGrid>
+        <w:gridCol w:w="4680"/>
+        <w:gridCol w:w="4680"/>
+      </w:tblGrid>
+      <w:tr>
+        <w:tc>
+          <w:tcPr>
+            <w:tcW w:w="4680" w:type="dxa"/>
+          </w:tcPr>
+          <w:p>
+            <w:r>
+              <w:rPr>
+                <w:b/>
+              </w:rPr>
+              <w:t xml:space="preserve">Продавец:</w:t>
+            </w:r>
+          </w:p>
+          <w:p>
+            <w:r>
+              <w:t xml:space="preserve">Лебедева Ольга Павловна</w:t>
+            </w:r>
+          </w:p>
+          <w:p>
+            <w:r>
+              <w:t xml:space="preserve">Индивидуальный предприниматель </w:t>
+            </w:r>
+            <w:r>
+              <w:t xml:space="preserve">Лебедева Ольга Павловна</w:t>
+            </w:r>
+          </w:p>
+          <w:p>
+            <w:r>
+              <w:t xml:space="preserve">Адрес регистрации: </w:t>
+            </w:r>
+            <w:r>
+              <w:t xml:space="preserve">143400, г. Красногорск, ул. Мира, д. 84, кв. 60</w:t>
+            </w:r>
+          </w:p>
+          <w:p>
+            <w:r>
+              <w:t xml:space="preserve">ИНН </w:t>
+            </w:r>
+            <w:r>
+              <w:t xml:space="preserve">771089145681</w:t>
+            </w:r>
+            <w:r>
+              <w:t xml:space="preserve"> ОГРНИП </w:t>
+            </w:r>
+            <w:r>
+              <w:t xml:space="preserve">363472859934255</w:t>
+            </w:r>
+          </w:p>
+          <w:p>
+            <w:r>
+              <w:t xml:space="preserve">р/с </w:t>
+            </w:r>
+            <w:r>
+              <w:t xml:space="preserve">40802810737725918402</w:t>
+            </w:r>
+            <w:r>
+              <w:t xml:space="preserve"> в АО «Альфа-Банк»</w:t>
+            </w:r>
+            <w:r>
+              <w:t xml:space="preserve">, БИК </w:t>
+            </w:r>
+            <w:r>
+              <w:t xml:space="preserve">044525593</w:t>
+            </w:r>
+          </w:p>
+          <w:p>
+            <w:r>
+              <w:t xml:space="preserve">Тел.: </w:t>
+            </w:r>
+            <w:r>
+              <w:t xml:space="preserve">8-499-198-81-88</w:t>
+            </w:r>
+          </w:p>
+          <w:p>
+            <w:r>
+              <w:t xml:space="preserve">E-mail: </w:t>
+            </w:r>
+            <w:r>
+              <w:t xml:space="preserve">lebedeva@bk.ru</w:t>
+            </w:r>
+          </w:p>
+          <w:p/>
+          <w:p>
+            <w:r>
+              <w:t xml:space="preserve">ИП ______________ </w:t>
+            </w:r>
+            <w:r>
+              <w:t xml:space="preserve">Лебедева О. П.</w:t>
+            </w:r>
+          </w:p>
+        </w:tc>
+        <w:tc>
+          <w:tcPr>
+            <w:tcW w:w="4680" w:type="dxa"/>
+          </w:tcPr>
+          <w:p>
+            <w:r>
               <w:rPr>
                 <w:b/>
               </w:rPr>
@@ -531,7 +645,7 @@
           </w:p>
           <w:p>
             <w:r>
-              <w:t xml:space="preserve">Красногорск, Строителей 35</w:t>
+              <w:t xml:space="preserve">Ростов-на-Дону, Мира 58</w:t>
             </w:r>
           </w:p>
           <w:p>
@@ -547,7 +661,7 @@
               <w:t xml:space="preserve">Адрес регистрации: </w:t>
             </w:r>
             <w:r>
-              <w:t xml:space="preserve">614000, г. Пермь, пер. Кирова, д. 27, кв. 25</w:t>
+              <w:t xml:space="preserve">420111, г. Казань, проезд Профсоюзная, д. 28, кв. 176</w:t>
             </w:r>
           </w:p>
           <w:p>
@@ -586,7 +700,7 @@
               <w:t xml:space="preserve">Тел.: </w:t>
             </w:r>
             <w:r>
-              <w:t xml:space="preserve">383 6204083</w:t>
+              <w:t xml:space="preserve">+74998544471</w:t>
             </w:r>
           </w:p>
           <w:p>
@@ -594,7 +708,7 @@
               <w:t xml:space="preserve">E-mail: </w:t>
             </w:r>
             <w:r>
-              <w:t xml:space="preserve">volkov@gmail.com</w:t>
+              <w:t xml:space="preserve">volkov@inbox.ru</w:t>
             </w:r>
           </w:p>
           <w:p/>

--- a/tests/corpus_v2/docs/sale_0006.docx
+++ b/tests/corpus_v2/docs/sale_0006.docx
@@ -430,7 +430,13 @@
         <w:t xml:space="preserve">9.1. Контрольная запись: </w:t>
       </w:r>
       <w:r>
-        <w:t xml:space="preserve">29/2024-С</w:t>
+        <w:rPr>
+          <w:b/>
+        </w:rPr>
+        <w:t xml:space="preserve">29/20</w:t>
+      </w:r>
+      <w:r>
+        <w:t xml:space="preserve">24-С</w:t>
       </w:r>
       <w:r>
         <w:t xml:space="preserve">.</w:t>

--- a/tests/corpus_v2/docs/sale_0006.docx
+++ b/tests/corpus_v2/docs/sale_0006.docx
@@ -81,7 +81,7 @@
         <w:t xml:space="preserve">, с другой стороны, совместно именуемые «Стороны», заключили настоящий Договор № </w:t>
       </w:r>
       <w:r>
-        <w:t xml:space="preserve">78Ф-52933/18-848Д</w:t>
+        <w:t xml:space="preserve">87/22</w:t>
       </w:r>
       <w:r>
         <w:t xml:space="preserve"> (далее — Договор) о нижеследующем:</w:t>
@@ -128,7 +128,7 @@
         <w:t xml:space="preserve">Расчёты производятся через аккредитив, открываемый Покупателем. Сумма аккредитива: </w:t>
       </w:r>
       <w:r>
-        <w:t xml:space="preserve">21 000 (Двадцать одна тысяча) руб. 0 коп.</w:t>
+        <w:t xml:space="preserve">9 330 000 (Девять миллионов триста тридцать тысяч) руб. 0 коп.</w:t>
       </w:r>
       <w:r>
         <w:t xml:space="preserve">, </w:t>
@@ -154,7 +154,7 @@
         <w:t xml:space="preserve">2.1. Общая цена Договора: </w:t>
       </w:r>
       <w:r>
-        <w:t xml:space="preserve">Сорок три миллиона двести тысяч два рубля 0 коп.</w:t>
+        <w:t xml:space="preserve">Двадцать семь тысяч два рубля 0 коп.</w:t>
       </w:r>
       <w:r>
         <w:t xml:space="preserve">.</w:t>
@@ -196,7 +196,7 @@
         <w:t xml:space="preserve">, артикул </w:t>
       </w:r>
       <w:r>
-        <w:t xml:space="preserve">RM-1314-22</w:t>
+        <w:t xml:space="preserve">RM-6222-12</w:t>
       </w:r>
       <w:r>
         <w:t xml:space="preserve">, код </w:t>
@@ -256,7 +256,7 @@
         <w:t xml:space="preserve">. Цена — </w:t>
       </w:r>
       <w:r>
-        <w:t xml:space="preserve">242000,0 (двести сорок две тысячи) ₽</w:t>
+        <w:t xml:space="preserve">112000,0 (сто двенадцать тысяч) ₽</w:t>
       </w:r>
       <w:r>
         <w:t xml:space="preserve">, НДС не облагается</w:t>
@@ -279,7 +279,7 @@
         <w:t xml:space="preserve">3.1. Место исполнения обязательств: </w:t>
       </w:r>
       <w:r>
-        <w:t xml:space="preserve">443010, г. Самара, проезд Тверская, д. 57, кв. 44</w:t>
+        <w:t xml:space="preserve">101000, г. Москва, ш. Профсоюзная, д. 57, кв. 44</w:t>
       </w:r>
       <w:r>
         <w:t xml:space="preserve">.</w:t>
@@ -433,10 +433,10 @@
         <w:rPr>
           <w:b/>
         </w:rPr>
-        <w:t xml:space="preserve">29/20</w:t>
-      </w:r>
-      <w:r>
-        <w:t xml:space="preserve">24-С</w:t>
+        <w:t xml:space="preserve">38</w:t>
+      </w:r>
+      <w:r>
+        <w:t xml:space="preserve">908/459-сс</w:t>
       </w:r>
       <w:r>
         <w:t xml:space="preserve">.</w:t>
@@ -450,10 +450,10 @@
         <w:rPr>
           <w:b/>
         </w:rPr>
-        <w:t xml:space="preserve">9</w:t>
-      </w:r>
-      <w:r>
-        <w:t xml:space="preserve">32 000 (Девятьсот тридцать две тысячи) рублей 50 копеек</w:t>
+        <w:t xml:space="preserve">3</w:t>
+      </w:r>
+      <w:r>
+        <w:t xml:space="preserve">04 000 (Триста четыре тысячи) рублей 50 копеек</w:t>
       </w:r>
       <w:r>
         <w:t xml:space="preserve">.</w:t>

--- a/tests/corpus_v2/docs/sale_0006.docx
+++ b/tests/corpus_v2/docs/sale_0006.docx
@@ -253,10 +253,16 @@
         <w:t xml:space="preserve">МКАС при ТПП РФ</w:t>
       </w:r>
       <w:r>
+        <w:t xml:space="preserve">. Товар отгружается с сопроводительным документом паспорт качества № </w:t>
+      </w:r>
+      <w:r>
+        <w:t xml:space="preserve">13 08 048448</w:t>
+      </w:r>
+      <w:r>
         <w:t xml:space="preserve">. Цена — </w:t>
       </w:r>
       <w:r>
-        <w:t xml:space="preserve">112000,0 (сто двенадцать тысяч) ₽</w:t>
+        <w:t xml:space="preserve">3600000,8 (три миллиона шестьсот тысяч) ₽</w:t>
       </w:r>
       <w:r>
         <w:t xml:space="preserve">, НДС не облагается</w:t>
@@ -279,7 +285,7 @@
         <w:t xml:space="preserve">3.1. Место исполнения обязательств: </w:t>
       </w:r>
       <w:r>
-        <w:t xml:space="preserve">101000, г. Москва, ш. Профсоюзная, д. 57, кв. 44</w:t>
+        <w:t xml:space="preserve">143400, г. Красногорск, просп. Космонавтов, д. 40, кв. 172</w:t>
       </w:r>
       <w:r>
         <w:t xml:space="preserve">.</w:t>
@@ -296,7 +302,7 @@
         <w:t xml:space="preserve"> по телефону </w:t>
       </w:r>
       <w:r>
-        <w:t xml:space="preserve">8-846-342-43-46</w:t>
+        <w:t xml:space="preserve">8(812)3913842</w:t>
       </w:r>
       <w:r>
         <w:t xml:space="preserve">.</w:t>
@@ -307,7 +313,7 @@
         <w:t xml:space="preserve">3.3. Срок исполнения обязательств — </w:t>
       </w:r>
       <w:r>
-        <w:t xml:space="preserve">в течение 10 (Десяти) рабочих дней со дня предъявления требования</w:t>
+        <w:t xml:space="preserve">в течение 14 (Четырнадцати) рабочих дней со дня предъявления требования</w:t>
       </w:r>
       <w:r>
         <w:t xml:space="preserve">.</w:t>
@@ -338,13 +344,13 @@
         <w:t xml:space="preserve">Размер неустойки за нарушение сроков оплаты: </w:t>
       </w:r>
       <w:r>
-        <w:t xml:space="preserve">12% от стоимости неоплаченных работ</w:t>
+        <w:t xml:space="preserve">9% от стоимости неоплаченных работ</w:t>
       </w:r>
       <w:r>
         <w:t xml:space="preserve">. Предельный размер ответственности: </w:t>
       </w:r>
       <w:r>
-        <w:t xml:space="preserve">10 (десять) процентов за каждый день просрочки</w:t>
+        <w:t xml:space="preserve">15 (пятнадцать) процентов за каждый день просрочки</w:t>
       </w:r>
       <w:r>
         <w:t xml:space="preserve">.</w:t>
@@ -366,7 +372,7 @@
         <w:t xml:space="preserve">Сторона, для которой создалась невозможность исполнения, обязана уведомить другую Сторону. Срок уведомления — </w:t>
       </w:r>
       <w:r>
-        <w:t xml:space="preserve">в течение 7 календарных дней</w:t>
+        <w:t xml:space="preserve">в течение 10 календарных дней</w:t>
       </w:r>
       <w:r>
         <w:t xml:space="preserve">.</w:t>
@@ -380,7 +386,7 @@
         <w:t xml:space="preserve">Все споры и разногласия решаются путём переговоров. Претензионный порядок обязателен, срок ответа на претензию — </w:t>
       </w:r>
       <w:r>
-        <w:t xml:space="preserve">в течение 6 месяцев с даты подписания Сторонами акта сдачи-приемки оказанных услуг</w:t>
+        <w:t xml:space="preserve">в течение 3 месяцев с даты подписания Сторонами акта сдачи-приемки оказанных услуг</w:t>
       </w:r>
       <w:r>
         <w:t xml:space="preserve">.</w:t>
@@ -409,10 +415,10 @@
         <w:t xml:space="preserve">Место исполнения: </w:t>
       </w:r>
       <w:r>
-        <w:t xml:space="preserve">420111, г. Казань, ул. Советская, д. 76, кв. 24</w:t>
-      </w:r>
-      <w:r>
-        <w:t xml:space="preserve">1999747178</w:t>
+        <w:t xml:space="preserve">190000, г. Санкт-Петербург, ул. Профсоюзная, д. 14, кв. 168</w:t>
+      </w:r>
+      <w:r>
+        <w:t xml:space="preserve">9997471730</w:t>
       </w:r>
     </w:p>
     <w:p/>
@@ -433,10 +439,10 @@
         <w:rPr>
           <w:b/>
         </w:rPr>
-        <w:t xml:space="preserve">38</w:t>
-      </w:r>
-      <w:r>
-        <w:t xml:space="preserve">908/459-сс</w:t>
+        <w:t xml:space="preserve">68</w:t>
+      </w:r>
+      <w:r>
+        <w:t xml:space="preserve">715/295-сс</w:t>
       </w:r>
       <w:r>
         <w:t xml:space="preserve">.</w:t>
@@ -450,10 +456,10 @@
         <w:rPr>
           <w:b/>
         </w:rPr>
-        <w:t xml:space="preserve">3</w:t>
-      </w:r>
-      <w:r>
-        <w:t xml:space="preserve">04 000 (Триста четыре тысячи) рублей 50 копеек</w:t>
+        <w:t xml:space="preserve">9</w:t>
+      </w:r>
+      <w:r>
+        <w:t xml:space="preserve">32 000 (Девятьсот тридцать две тысячи) рублей 50 копеек</w:t>
       </w:r>
       <w:r>
         <w:t xml:space="preserve">.</w:t>

--- a/tests/corpus_v2/docs/sale_0006.docx
+++ b/tests/corpus_v2/docs/sale_0006.docx
@@ -259,10 +259,46 @@
         <w:t xml:space="preserve">13 08 048448</w:t>
       </w:r>
       <w:r>
+        <w:t xml:space="preserve">. К партии приложен паспорт изделия № </w:t>
+      </w:r>
+      <w:r>
+        <w:t xml:space="preserve">04 19 577354</w:t>
+      </w:r>
+      <w:r>
+        <w:t xml:space="preserve">. Оборудование поставляется с паспортом транспортного средства № </w:t>
+      </w:r>
+      <w:r>
+        <w:t xml:space="preserve">57 06 323022</w:t>
+      </w:r>
+      <w:r>
+        <w:t xml:space="preserve">. Приёмка производится согласно техническому паспорту </w:t>
+      </w:r>
+      <w:r>
+        <w:t xml:space="preserve">86 08 274923</w:t>
+      </w:r>
+      <w:r>
+        <w:t xml:space="preserve">. СНИЛС не указан, номер заказа </w:t>
+      </w:r>
+      <w:r>
+        <w:t xml:space="preserve">292-232-263 36</w:t>
+      </w:r>
+      <w:r>
+        <w:t xml:space="preserve">. Дата рождения не проставлена, документ выдан </w:t>
+      </w:r>
+      <w:r>
+        <w:t xml:space="preserve">06.07.2018</w:t>
+      </w:r>
+      <w:r>
+        <w:t xml:space="preserve">. Код подразделения, см. артикул </w:t>
+      </w:r>
+      <w:r>
+        <w:t xml:space="preserve">223-063</w:t>
+      </w:r>
+      <w:r>
         <w:t xml:space="preserve">. Цена — </w:t>
       </w:r>
       <w:r>
-        <w:t xml:space="preserve">3600000,8 (три миллиона шестьсот тысяч) ₽</w:t>
+        <w:t xml:space="preserve">8700000,1 (восемь миллионов семьсот тысяч) ₽</w:t>
       </w:r>
       <w:r>
         <w:t xml:space="preserve">, НДС не облагается</w:t>
@@ -285,7 +321,7 @@
         <w:t xml:space="preserve">3.1. Место исполнения обязательств: </w:t>
       </w:r>
       <w:r>
-        <w:t xml:space="preserve">143400, г. Красногорск, просп. Космонавтов, д. 40, кв. 172</w:t>
+        <w:t xml:space="preserve">394000, г. Воронеж, наб. Мира, д. 79, кв. 151</w:t>
       </w:r>
       <w:r>
         <w:t xml:space="preserve">.</w:t>
@@ -302,7 +338,7 @@
         <w:t xml:space="preserve"> по телефону </w:t>
       </w:r>
       <w:r>
-        <w:t xml:space="preserve">8(812)3913842</w:t>
+        <w:t xml:space="preserve">+7 (383) 571-48-68 доб. 188</w:t>
       </w:r>
       <w:r>
         <w:t xml:space="preserve">.</w:t>
@@ -313,7 +349,7 @@
         <w:t xml:space="preserve">3.3. Срок исполнения обязательств — </w:t>
       </w:r>
       <w:r>
-        <w:t xml:space="preserve">в течение 14 (Четырнадцати) рабочих дней со дня предъявления требования</w:t>
+        <w:t xml:space="preserve">в течение 45 (Сорока пяти) рабочих дней со дня предъявления требования</w:t>
       </w:r>
       <w:r>
         <w:t xml:space="preserve">.</w:t>
@@ -372,7 +408,7 @@
         <w:t xml:space="preserve">Сторона, для которой создалась невозможность исполнения, обязана уведомить другую Сторону. Срок уведомления — </w:t>
       </w:r>
       <w:r>
-        <w:t xml:space="preserve">в течение 10 календарных дней</w:t>
+        <w:t xml:space="preserve">в течение 14 календарных дней</w:t>
       </w:r>
       <w:r>
         <w:t xml:space="preserve">.</w:t>
@@ -386,7 +422,7 @@
         <w:t xml:space="preserve">Все споры и разногласия решаются путём переговоров. Претензионный порядок обязателен, срок ответа на претензию — </w:t>
       </w:r>
       <w:r>
-        <w:t xml:space="preserve">в течение 3 месяцев с даты подписания Сторонами акта сдачи-приемки оказанных услуг</w:t>
+        <w:t xml:space="preserve">в течение 6 месяцев с даты подписания Сторонами акта сдачи-приемки оказанных услуг</w:t>
       </w:r>
       <w:r>
         <w:t xml:space="preserve">.</w:t>
@@ -415,10 +451,10 @@
         <w:t xml:space="preserve">Место исполнения: </w:t>
       </w:r>
       <w:r>
-        <w:t xml:space="preserve">190000, г. Санкт-Петербург, ул. Профсоюзная, д. 14, кв. 168</w:t>
-      </w:r>
-      <w:r>
-        <w:t xml:space="preserve">9997471730</w:t>
+        <w:t xml:space="preserve">143000, г. Одинцово, ш. Лесная, д. 44, кв. 193</w:t>
+      </w:r>
+      <w:r>
+        <w:t xml:space="preserve">1135318985</w:t>
       </w:r>
     </w:p>
     <w:p/>
@@ -439,10 +475,10 @@
         <w:rPr>
           <w:b/>
         </w:rPr>
-        <w:t xml:space="preserve">68</w:t>
-      </w:r>
-      <w:r>
-        <w:t xml:space="preserve">715/295-сс</w:t>
+        <w:t xml:space="preserve">41</w:t>
+      </w:r>
+      <w:r>
+        <w:t xml:space="preserve">439/592-сс</w:t>
       </w:r>
       <w:r>
         <w:t xml:space="preserve">.</w:t>
@@ -456,10 +492,10 @@
         <w:rPr>
           <w:b/>
         </w:rPr>
-        <w:t xml:space="preserve">9</w:t>
-      </w:r>
-      <w:r>
-        <w:t xml:space="preserve">32 000 (Девятьсот тридцать две тысячи) рублей 50 копеек</w:t>
+        <w:t xml:space="preserve">8</w:t>
+      </w:r>
+      <w:r>
+        <w:t xml:space="preserve">84 000 (Восемьсот восемьдесят четыре тысячи) рублей 50 копеек</w:t>
       </w:r>
       <w:r>
         <w:t xml:space="preserve">.</w:t>
@@ -510,7 +546,7 @@
           </w:tcPr>
           <w:p>
             <w:r>
-              <w:t xml:space="preserve">не позднее 05.08.20</w:t>
+              <w:t xml:space="preserve">не позднее 14.04.20</w:t>
             </w:r>
           </w:p>
         </w:tc>
@@ -583,7 +619,7 @@
               <w:t xml:space="preserve">Адрес регистрации: </w:t>
             </w:r>
             <w:r>
-              <w:t xml:space="preserve">143400, г. Красногорск, ул. Мира, д. 84, кв. 60</w:t>
+              <w:t xml:space="preserve">143400, г. Красногорск, наб. Лесная, д. 49, кв. 113</w:t>
             </w:r>
           </w:p>
           <w:p>
@@ -622,7 +658,7 @@
               <w:t xml:space="preserve">Тел.: </w:t>
             </w:r>
             <w:r>
-              <w:t xml:space="preserve">8-499-198-81-88</w:t>
+              <w:t xml:space="preserve">+7 (495) 749-67-37 доб. 536</w:t>
             </w:r>
           </w:p>
           <w:p>
@@ -630,7 +666,7 @@
               <w:t xml:space="preserve">E-mail: </w:t>
             </w:r>
             <w:r>
-              <w:t xml:space="preserve">lebedeva@bk.ru</w:t>
+              <w:t xml:space="preserve">lebedeva@mail.ru</w:t>
             </w:r>
           </w:p>
           <w:p/>
@@ -657,7 +693,7 @@
           </w:p>
           <w:p>
             <w:r>
-              <w:t xml:space="preserve">Ростов-на-Дону, Мира 58</w:t>
+              <w:t xml:space="preserve">Тверь, Лесная 63</w:t>
             </w:r>
           </w:p>
           <w:p>
@@ -673,7 +709,7 @@
               <w:t xml:space="preserve">Адрес регистрации: </w:t>
             </w:r>
             <w:r>
-              <w:t xml:space="preserve">420111, г. Казань, проезд Профсоюзная, д. 28, кв. 176</w:t>
+              <w:t xml:space="preserve">443010, г. Самара, наб. Тверская, д. 35, кв. 61</w:t>
             </w:r>
           </w:p>
           <w:p>
@@ -712,7 +748,7 @@
               <w:t xml:space="preserve">Тел.: </w:t>
             </w:r>
             <w:r>
-              <w:t xml:space="preserve">+74998544471</w:t>
+              <w:t xml:space="preserve">+7 499 382 48 59</w:t>
             </w:r>
           </w:p>
           <w:p>
@@ -720,7 +756,7 @@
               <w:t xml:space="preserve">E-mail: </w:t>
             </w:r>
             <w:r>
-              <w:t xml:space="preserve">volkov@inbox.ru</w:t>
+              <w:t xml:space="preserve">volkov@bk.ru</w:t>
             </w:r>
           </w:p>
           <w:p/>

--- a/tests/corpus_v2/docs/sale_0006.docx
+++ b/tests/corpus_v2/docs/sale_0006.docx
@@ -307,220 +307,118 @@
         <w:t xml:space="preserve">.</w:t>
       </w:r>
     </w:p>
-    <w:p/>
-    <w:p>
-      <w:r>
-        <w:rPr>
-          <w:b/>
-        </w:rPr>
-        <w:t xml:space="preserve">3. МЕСТО И СРОКИ ИСПОЛНЕНИЯ</w:t>
-      </w:r>
-    </w:p>
-    <w:p>
-      <w:r>
-        <w:t xml:space="preserve">3.1. Место исполнения обязательств: </w:t>
-      </w:r>
-      <w:r>
-        <w:t xml:space="preserve">394000, г. Воронеж, наб. Мира, д. 79, кв. 151</w:t>
-      </w:r>
-      <w:r>
-        <w:t xml:space="preserve">.</w:t>
-      </w:r>
-    </w:p>
-    <w:p>
-      <w:r>
-        <w:t xml:space="preserve">3.2. Уведомления направляются </w:t>
-      </w:r>
-      <w:r>
-        <w:t xml:space="preserve">Волкову Владимиру Сергеевичу</w:t>
-      </w:r>
-      <w:r>
-        <w:t xml:space="preserve"> по телефону </w:t>
-      </w:r>
-      <w:r>
-        <w:t xml:space="preserve">+7 (383) 571-48-68 доб. 188</w:t>
-      </w:r>
-      <w:r>
-        <w:t xml:space="preserve">.</w:t>
-      </w:r>
-    </w:p>
-    <w:p>
-      <w:r>
-        <w:t xml:space="preserve">3.3. Срок исполнения обязательств — </w:t>
-      </w:r>
-      <w:r>
-        <w:t xml:space="preserve">в течение 45 (Сорока пяти) рабочих дней со дня предъявления требования</w:t>
-      </w:r>
-      <w:r>
-        <w:t xml:space="preserve">.</w:t>
-      </w:r>
-    </w:p>
-    <w:p/>
-    <w:p>
-      <w:r>
-        <w:rPr>
-          <w:b/>
-        </w:rPr>
-        <w:t xml:space="preserve">4. ПРОЧИЕ УСЛОВИЯ</w:t>
-      </w:r>
-    </w:p>
-    <w:p>
-      <w:r>
-        <w:t xml:space="preserve">4.1. </w:t>
-      </w:r>
-      <w:r>
-        <w:t xml:space="preserve">Стороны несут ответственность за неисполнение или ненадлежащее исполнение обязательств в соответствии с законодательством Российской Федерации.</w:t>
-      </w:r>
-    </w:p>
-    <w:p>
-      <w:r>
-        <w:t xml:space="preserve">4.2. </w:t>
-      </w:r>
-      <w:r>
-        <w:t xml:space="preserve">Размер неустойки за нарушение сроков оплаты: </w:t>
-      </w:r>
-      <w:r>
-        <w:t xml:space="preserve">9% от стоимости неоплаченных работ</w:t>
-      </w:r>
-      <w:r>
-        <w:t xml:space="preserve">. Предельный размер ответственности: </w:t>
-      </w:r>
-      <w:r>
-        <w:t xml:space="preserve">15 (пятнадцать) процентов за каждый день просрочки</w:t>
-      </w:r>
-      <w:r>
-        <w:t xml:space="preserve">.</w:t>
-      </w:r>
-    </w:p>
-    <w:p>
-      <w:r>
-        <w:t xml:space="preserve">4.3. </w:t>
-      </w:r>
-      <w:r>
-        <w:t xml:space="preserve">Стороны освобождаются от ответственности при наступлении обстоятельств непреодолимой силы, если они прямо повлияли на исполнение обязательств.</w:t>
-      </w:r>
-    </w:p>
-    <w:p>
-      <w:r>
-        <w:t xml:space="preserve">4.4. </w:t>
-      </w:r>
-      <w:r>
-        <w:t xml:space="preserve">Сторона, для которой создалась невозможность исполнения, обязана уведомить другую Сторону. Срок уведомления — </w:t>
-      </w:r>
-      <w:r>
-        <w:t xml:space="preserve">в течение 14 календарных дней</w:t>
-      </w:r>
-      <w:r>
-        <w:t xml:space="preserve">.</w:t>
-      </w:r>
-    </w:p>
-    <w:p>
-      <w:r>
-        <w:t xml:space="preserve">4.5. </w:t>
-      </w:r>
-      <w:r>
-        <w:t xml:space="preserve">Все споры и разногласия решаются путём переговоров. Претензионный порядок обязателен, срок ответа на претензию — </w:t>
-      </w:r>
-      <w:r>
-        <w:t xml:space="preserve">в течение 6 месяцев с даты подписания Сторонами акта сдачи-приемки оказанных услуг</w:t>
-      </w:r>
-      <w:r>
-        <w:t xml:space="preserve">.</w:t>
-      </w:r>
-    </w:p>
-    <w:p/>
-    <w:p/>
-    <w:p>
-      <w:r>
-        <w:rPr>
-          <w:b/>
-        </w:rPr>
-        <w:t xml:space="preserve">10. ДОПОЛНИТЕЛЬНЫЕ СВЕДЕНИЯ О СТОРОНАХ</w:t>
-      </w:r>
-    </w:p>
-    <w:p>
-      <w:r>
-        <w:t xml:space="preserve">ОТВЕТСТВЕННЫЙ: </w:t>
-      </w:r>
-      <w:r>
-        <w:t xml:space="preserve">ЛЕБЕДЕВА ОЛЬГА ПАВЛОВНА</w:t>
-      </w:r>
-    </w:p>
-    <w:p>
-      <w:r>
-        <w:t xml:space="preserve">Место исполнения: </w:t>
-      </w:r>
-      <w:r>
-        <w:t xml:space="preserve">143000, г. Одинцово, ш. Лесная, д. 44, кв. 193</w:t>
-      </w:r>
-      <w:r>
-        <w:t xml:space="preserve">1135318985</w:t>
-      </w:r>
-    </w:p>
-    <w:p/>
-    <w:p/>
-    <w:p>
-      <w:r>
-        <w:rPr>
-          <w:b/>
-        </w:rPr>
-        <w:t xml:space="preserve">9. КОНТРОЛЬНЫЕ ВЕЛИЧИНЫ</w:t>
-      </w:r>
-    </w:p>
-    <w:p>
-      <w:r>
-        <w:t xml:space="preserve">9.1. Контрольная запись: </w:t>
-      </w:r>
-      <w:r>
-        <w:rPr>
-          <w:b/>
-        </w:rPr>
-        <w:t xml:space="preserve">41</w:t>
-      </w:r>
-      <w:r>
-        <w:t xml:space="preserve">439/592-сс</w:t>
-      </w:r>
-      <w:r>
-        <w:t xml:space="preserve">.</w:t>
-      </w:r>
-    </w:p>
-    <w:p>
-      <w:r>
-        <w:t xml:space="preserve">9.2. Контрольная запись: </w:t>
-      </w:r>
-      <w:r>
-        <w:rPr>
-          <w:b/>
-        </w:rPr>
-        <w:t xml:space="preserve">8</w:t>
-      </w:r>
-      <w:r>
-        <w:t xml:space="preserve">84 000 (Восемьсот восемьдесят четыре тысячи) рублей 50 копеек</w:t>
-      </w:r>
-      <w:r>
-        <w:t xml:space="preserve">.</w:t>
-      </w:r>
-    </w:p>
-    <w:p>
-      <w:r>
-        <w:t xml:space="preserve">9.3. Контрольная запись: </w:t>
-      </w:r>
-      <w:r>
-        <w:rPr>
-          <w:b/>
-        </w:rPr>
-        <w:t xml:space="preserve">1/3</w:t>
-      </w:r>
-      <w:r>
-        <w:t xml:space="preserve">00 ключевой ставки ЦБ РФ от цены Договора</w:t>
-      </w:r>
-      <w:r>
-        <w:t xml:space="preserve">.</w:t>
-      </w:r>
-    </w:p>
-    <w:p>
-      <w:r>
-        <w:t xml:space="preserve">9.4. Контрольная запись (таблица):</w:t>
+    <w:p>
+      <w:r>
+        <w:t xml:space="preserve">2.5. </w:t>
+      </w:r>
+      <w:r>
+        <w:t xml:space="preserve">Товар маркирован штрихкодом </w:t>
+      </w:r>
+      <w:r>
+        <w:t xml:space="preserve">4603090495138</w:t>
+      </w:r>
+      <w:r>
+        <w:t xml:space="preserve">. Код контрагента по ОКПО — </w:t>
+      </w:r>
+      <w:r>
+        <w:t xml:space="preserve">7878894980</w:t>
+      </w:r>
+      <w:r>
+        <w:t xml:space="preserve">. Оборудование учтено под инвентарным номером </w:t>
+      </w:r>
+      <w:r>
+        <w:t xml:space="preserve">047634040</w:t>
+      </w:r>
+      <w:r>
+        <w:t xml:space="preserve">, складской позиции присвоен номер </w:t>
+      </w:r>
+      <w:r>
+        <w:t xml:space="preserve">093010696</w:t>
+      </w:r>
+      <w:r>
+        <w:t xml:space="preserve">.</w:t>
+      </w:r>
+    </w:p>
+    <w:p>
+      <w:r>
+        <w:t xml:space="preserve">2.6. </w:t>
+      </w:r>
+      <w:r>
+        <w:t xml:space="preserve">Оплата по счёту-фактуре на КБК </w:t>
+      </w:r>
+      <w:r>
+        <w:t xml:space="preserve">18210101011011000168</w:t>
+      </w:r>
+      <w:r>
+        <w:t xml:space="preserve">. ИНН не присвоен, регистрационный № </w:t>
+      </w:r>
+      <w:r>
+        <w:t xml:space="preserve">5242229527</w:t>
+      </w:r>
+      <w:r>
+        <w:t xml:space="preserve">. ИНН не присвоен, платёжный документ № </w:t>
+      </w:r>
+      <w:r>
+        <w:t xml:space="preserve">317747270470</w:t>
+      </w:r>
+      <w:r>
+        <w:t xml:space="preserve">. Заказчик действует в лице </w:t>
+      </w:r>
+      <w:r>
+        <w:t xml:space="preserve">уполномоченного представителя</w:t>
+      </w:r>
+      <w:r>
+        <w:t xml:space="preserve">, назначаемого приказом.</w:t>
+      </w:r>
+    </w:p>
+    <w:p>
+      <w:r>
+        <w:t xml:space="preserve">2.7. </w:t>
+      </w:r>
+      <w:r>
+        <w:t xml:space="preserve">Массовая доля влаги в товаре — </w:t>
+      </w:r>
+      <w:r>
+        <w:t xml:space="preserve">не более 10 %</w:t>
+      </w:r>
+      <w:r>
+        <w:t xml:space="preserve">. Товар подлежит хранению </w:t>
+      </w:r>
+      <w:r>
+        <w:t xml:space="preserve">в течение 48 часов</w:t>
+      </w:r>
+      <w:r>
+        <w:t xml:space="preserve"> при температуре не выше +4 °C. Срок исковой давности по требованиям, вытекающим из Договора, составляет </w:t>
+      </w:r>
+      <w:r>
+        <w:t xml:space="preserve">в течение трёх лет</w:t>
+      </w:r>
+      <w:r>
+        <w:t xml:space="preserve">, как установлено статьёй 196 Гражданского кодекса Российской Федерации. Обработка данных ведётся согласно Федеральному закону от 27.07.2006 № 152-ФЗ </w:t>
+      </w:r>
+      <w:r>
+        <w:t xml:space="preserve">«О персональных данных»</w:t>
+      </w:r>
+      <w:r>
+        <w:t xml:space="preserve">. Товар поставляется под маркой </w:t>
+      </w:r>
+      <w:r>
+        <w:t xml:space="preserve">«Стандарт»</w:t>
+      </w:r>
+      <w:r>
+        <w:t xml:space="preserve">. Влажность определяется </w:t>
+      </w:r>
+      <w:r>
+        <w:t xml:space="preserve">по методу Кьельдаля</w:t>
+      </w:r>
+      <w:r>
+        <w:t xml:space="preserve">. Споры передаются на рассмотрение в Арбитражный суд </w:t>
+      </w:r>
+      <w:r>
+        <w:t xml:space="preserve">города Москвы</w:t>
+      </w:r>
+      <w:r>
+        <w:t xml:space="preserve">.</w:t>
       </w:r>
     </w:p>
     <w:tbl>
@@ -546,7 +444,7 @@
           </w:tcPr>
           <w:p>
             <w:r>
-              <w:t xml:space="preserve">не позднее 14.04.20</w:t>
+              <w:t xml:space="preserve">8</w:t>
             </w:r>
           </w:p>
         </w:tc>
@@ -556,7 +454,7 @@
           </w:tcPr>
           <w:p>
             <w:r>
-              <w:t xml:space="preserve">26</w:t>
+              <w:t xml:space="preserve">7819366688</w:t>
             </w:r>
           </w:p>
         </w:tc>
@@ -568,10 +466,216 @@
         <w:rPr>
           <w:b/>
         </w:rPr>
-        <w:t xml:space="preserve">РЕКВИЗИТЫ И ПОДПИСИ СТОРОН</w:t>
-      </w:r>
-    </w:p>
-    <w:p/>
+        <w:t xml:space="preserve">3. МЕСТО И СРОКИ ИСПОЛНЕНИЯ</w:t>
+      </w:r>
+    </w:p>
+    <w:p>
+      <w:r>
+        <w:t xml:space="preserve">3.1. Место исполнения обязательств: </w:t>
+      </w:r>
+      <w:r>
+        <w:t xml:space="preserve">443010, г. Самара, проезд Садовая, д. 16, кв. 31</w:t>
+      </w:r>
+      <w:r>
+        <w:t xml:space="preserve">.</w:t>
+      </w:r>
+    </w:p>
+    <w:p>
+      <w:r>
+        <w:t xml:space="preserve">3.2. Уведомления направляются </w:t>
+      </w:r>
+      <w:r>
+        <w:t xml:space="preserve">Волкову Владимиру Сергеевичу</w:t>
+      </w:r>
+      <w:r>
+        <w:t xml:space="preserve"> по телефону </w:t>
+      </w:r>
+      <w:r>
+        <w:t xml:space="preserve">+7 (499) 433-36-22 доб. 673</w:t>
+      </w:r>
+      <w:r>
+        <w:t xml:space="preserve">.</w:t>
+      </w:r>
+    </w:p>
+    <w:p>
+      <w:r>
+        <w:t xml:space="preserve">3.3. Срок исполнения обязательств — </w:t>
+      </w:r>
+      <w:r>
+        <w:t xml:space="preserve">в течение 60 (Шестидесяти) рабочих дней со дня предъявления требования</w:t>
+      </w:r>
+      <w:r>
+        <w:t xml:space="preserve">.</w:t>
+      </w:r>
+    </w:p>
+    <w:p/>
+    <w:p>
+      <w:r>
+        <w:rPr>
+          <w:b/>
+        </w:rPr>
+        <w:t xml:space="preserve">4. ПРОЧИЕ УСЛОВИЯ</w:t>
+      </w:r>
+    </w:p>
+    <w:p>
+      <w:r>
+        <w:t xml:space="preserve">4.1. </w:t>
+      </w:r>
+      <w:r>
+        <w:t xml:space="preserve">Стороны несут ответственность за неисполнение или ненадлежащее исполнение обязательств в соответствии с законодательством Российской Федерации.</w:t>
+      </w:r>
+    </w:p>
+    <w:p>
+      <w:r>
+        <w:t xml:space="preserve">4.2. </w:t>
+      </w:r>
+      <w:r>
+        <w:t xml:space="preserve">Размер неустойки за нарушение сроков оплаты: </w:t>
+      </w:r>
+      <w:r>
+        <w:t xml:space="preserve">9% от стоимости неоплаченных работ</w:t>
+      </w:r>
+      <w:r>
+        <w:t xml:space="preserve">. Предельный размер ответственности: </w:t>
+      </w:r>
+      <w:r>
+        <w:t xml:space="preserve">20 (двадцать) процентов за каждый день просрочки</w:t>
+      </w:r>
+      <w:r>
+        <w:t xml:space="preserve">.</w:t>
+      </w:r>
+    </w:p>
+    <w:p>
+      <w:r>
+        <w:t xml:space="preserve">4.3. </w:t>
+      </w:r>
+      <w:r>
+        <w:t xml:space="preserve">Стороны освобождаются от ответственности при наступлении обстоятельств непреодолимой силы, если они прямо повлияли на исполнение обязательств.</w:t>
+      </w:r>
+    </w:p>
+    <w:p>
+      <w:r>
+        <w:t xml:space="preserve">4.4. </w:t>
+      </w:r>
+      <w:r>
+        <w:t xml:space="preserve">Сторона, для которой создалась невозможность исполнения, обязана уведомить другую Сторону. Срок уведомления — </w:t>
+      </w:r>
+      <w:r>
+        <w:t xml:space="preserve">в течение 10 календарных дней</w:t>
+      </w:r>
+      <w:r>
+        <w:t xml:space="preserve">.</w:t>
+      </w:r>
+    </w:p>
+    <w:p>
+      <w:r>
+        <w:t xml:space="preserve">4.5. </w:t>
+      </w:r>
+      <w:r>
+        <w:t xml:space="preserve">Все споры и разногласия решаются путём переговоров. Претензионный порядок обязателен, срок ответа на претензию — </w:t>
+      </w:r>
+      <w:r>
+        <w:t xml:space="preserve">в течение 6 месяцев с даты подписания Сторонами акта сдачи-приемки оказанных услуг</w:t>
+      </w:r>
+      <w:r>
+        <w:t xml:space="preserve">.</w:t>
+      </w:r>
+    </w:p>
+    <w:p/>
+    <w:p/>
+    <w:p>
+      <w:r>
+        <w:rPr>
+          <w:b/>
+        </w:rPr>
+        <w:t xml:space="preserve">10. ДОПОЛНИТЕЛЬНЫЕ СВЕДЕНИЯ О СТОРОНАХ</w:t>
+      </w:r>
+    </w:p>
+    <w:p>
+      <w:r>
+        <w:t xml:space="preserve">ОТВЕТСТВЕННЫЙ: </w:t>
+      </w:r>
+      <w:r>
+        <w:t xml:space="preserve">ЛЕБЕДЕВА ОЛЬГА ПАВЛОВНА</w:t>
+      </w:r>
+    </w:p>
+    <w:p>
+      <w:r>
+        <w:t xml:space="preserve">Место исполнения: </w:t>
+      </w:r>
+      <w:r>
+        <w:t xml:space="preserve">394000, г. Воронеж, проезд Победы, д. 62, кв. 166</w:t>
+      </w:r>
+      <w:r>
+        <w:t xml:space="preserve">6717361989</w:t>
+      </w:r>
+    </w:p>
+    <w:p/>
+    <w:p/>
+    <w:p>
+      <w:r>
+        <w:rPr>
+          <w:b/>
+        </w:rPr>
+        <w:t xml:space="preserve">9. КОНТРОЛЬНЫЕ ВЕЛИЧИНЫ</w:t>
+      </w:r>
+    </w:p>
+    <w:p>
+      <w:r>
+        <w:t xml:space="preserve">9.1. Контрольная запись: </w:t>
+      </w:r>
+      <w:r>
+        <w:rPr>
+          <w:b/>
+        </w:rPr>
+        <w:t xml:space="preserve">94</w:t>
+      </w:r>
+      <w:r>
+        <w:t xml:space="preserve">881/279-сс</w:t>
+      </w:r>
+      <w:r>
+        <w:t xml:space="preserve">.</w:t>
+      </w:r>
+    </w:p>
+    <w:p>
+      <w:r>
+        <w:t xml:space="preserve">9.2. Контрольная запись: </w:t>
+      </w:r>
+      <w:r>
+        <w:rPr>
+          <w:b/>
+        </w:rPr>
+        <w:t xml:space="preserve">2</w:t>
+      </w:r>
+      <w:r>
+        <w:t xml:space="preserve">53 000 (Двести пятьдесят три тысячи) рублей 00 копеек</w:t>
+      </w:r>
+      <w:r>
+        <w:t xml:space="preserve">.</w:t>
+      </w:r>
+    </w:p>
+    <w:p>
+      <w:r>
+        <w:t xml:space="preserve">9.3. Контрольная запись: </w:t>
+      </w:r>
+      <w:r>
+        <w:rPr>
+          <w:b/>
+        </w:rPr>
+        <w:t xml:space="preserve">1/3</w:t>
+      </w:r>
+      <w:r>
+        <w:t xml:space="preserve">00 ключевой ставки ЦБ РФ от цены Договора</w:t>
+      </w:r>
+      <w:r>
+        <w:t xml:space="preserve">.</w:t>
+      </w:r>
+    </w:p>
+    <w:p>
+      <w:r>
+        <w:t xml:space="preserve">9.4. Контрольная запись (таблица):</w:t>
+      </w:r>
+    </w:p>
     <w:tbl>
       <w:tblPr>
         <w:tblW w:w="9360" w:type="dxa"/>
@@ -595,87 +699,7 @@
           </w:tcPr>
           <w:p>
             <w:r>
-              <w:rPr>
-                <w:b/>
-              </w:rPr>
-              <w:t xml:space="preserve">Продавец:</w:t>
-            </w:r>
-          </w:p>
-          <w:p>
-            <w:r>
-              <w:t xml:space="preserve">Лебедева Ольга Павловна</w:t>
-            </w:r>
-          </w:p>
-          <w:p>
-            <w:r>
-              <w:t xml:space="preserve">Индивидуальный предприниматель </w:t>
-            </w:r>
-            <w:r>
-              <w:t xml:space="preserve">Лебедева Ольга Павловна</w:t>
-            </w:r>
-          </w:p>
-          <w:p>
-            <w:r>
-              <w:t xml:space="preserve">Адрес регистрации: </w:t>
-            </w:r>
-            <w:r>
-              <w:t xml:space="preserve">143400, г. Красногорск, наб. Лесная, д. 49, кв. 113</w:t>
-            </w:r>
-          </w:p>
-          <w:p>
-            <w:r>
-              <w:t xml:space="preserve">ИНН </w:t>
-            </w:r>
-            <w:r>
-              <w:t xml:space="preserve">771089145681</w:t>
-            </w:r>
-            <w:r>
-              <w:t xml:space="preserve"> ОГРНИП </w:t>
-            </w:r>
-            <w:r>
-              <w:t xml:space="preserve">363472859934255</w:t>
-            </w:r>
-          </w:p>
-          <w:p>
-            <w:r>
-              <w:t xml:space="preserve">р/с </w:t>
-            </w:r>
-            <w:r>
-              <w:t xml:space="preserve">40802810737725918402</w:t>
-            </w:r>
-            <w:r>
-              <w:t xml:space="preserve"> в АО «Альфа-Банк»</w:t>
-            </w:r>
-            <w:r>
-              <w:t xml:space="preserve">, БИК </w:t>
-            </w:r>
-            <w:r>
-              <w:t xml:space="preserve">044525593</w:t>
-            </w:r>
-          </w:p>
-          <w:p>
-            <w:r>
-              <w:t xml:space="preserve">Тел.: </w:t>
-            </w:r>
-            <w:r>
-              <w:t xml:space="preserve">+7 (495) 749-67-37 доб. 536</w:t>
-            </w:r>
-          </w:p>
-          <w:p>
-            <w:r>
-              <w:t xml:space="preserve">E-mail: </w:t>
-            </w:r>
-            <w:r>
-              <w:t xml:space="preserve">lebedeva@mail.ru</w:t>
-            </w:r>
-          </w:p>
-          <w:p/>
-          <w:p>
-            <w:r>
-              <w:t xml:space="preserve">ИП ______________ </w:t>
-            </w:r>
-            <w:r>
-              <w:t xml:space="preserve">Лебедева О. П.</w:t>
+              <w:t xml:space="preserve">не позднее 09.05.20</w:t>
             </w:r>
           </w:p>
         </w:tc>
@@ -685,6 +709,135 @@
           </w:tcPr>
           <w:p>
             <w:r>
+              <w:t xml:space="preserve">26</w:t>
+            </w:r>
+          </w:p>
+        </w:tc>
+      </w:tr>
+    </w:tbl>
+    <w:p/>
+    <w:p>
+      <w:r>
+        <w:rPr>
+          <w:b/>
+        </w:rPr>
+        <w:t xml:space="preserve">РЕКВИЗИТЫ И ПОДПИСИ СТОРОН</w:t>
+      </w:r>
+    </w:p>
+    <w:p/>
+    <w:tbl>
+      <w:tblPr>
+        <w:tblW w:w="9360" w:type="dxa"/>
+        <w:tblBorders>
+          <w:top w:val="single" w:sz="4" w:color="auto"/>
+          <w:left w:val="single" w:sz="4" w:color="auto"/>
+          <w:bottom w:val="single" w:sz="4" w:color="auto"/>
+          <w:right w:val="single" w:sz="4" w:color="auto"/>
+          <w:insideH w:val="single" w:sz="4" w:color="auto"/>
+          <w:insideV w:val="single" w:sz="4" w:color="auto"/>
+        </w:tblBorders>
+      </w:tblPr>
+      <w:tblGrid>
+        <w:gridCol w:w="4680"/>
+        <w:gridCol w:w="4680"/>
+      </w:tblGrid>
+      <w:tr>
+        <w:tc>
+          <w:tcPr>
+            <w:tcW w:w="4680" w:type="dxa"/>
+          </w:tcPr>
+          <w:p>
+            <w:r>
+              <w:rPr>
+                <w:b/>
+              </w:rPr>
+              <w:t xml:space="preserve">Продавец:</w:t>
+            </w:r>
+          </w:p>
+          <w:p>
+            <w:r>
+              <w:t xml:space="preserve">Лебедева Ольга Павловна</w:t>
+            </w:r>
+          </w:p>
+          <w:p>
+            <w:r>
+              <w:t xml:space="preserve">Индивидуальный предприниматель </w:t>
+            </w:r>
+            <w:r>
+              <w:t xml:space="preserve">Лебедева Ольга Павловна</w:t>
+            </w:r>
+          </w:p>
+          <w:p>
+            <w:r>
+              <w:t xml:space="preserve">Адрес регистрации: </w:t>
+            </w:r>
+            <w:r>
+              <w:t xml:space="preserve">603000, г. Нижний Новгород, бул. Гагарина, д. 52, кв. 126</w:t>
+            </w:r>
+          </w:p>
+          <w:p>
+            <w:r>
+              <w:t xml:space="preserve">ИНН </w:t>
+            </w:r>
+            <w:r>
+              <w:t xml:space="preserve">771089145681</w:t>
+            </w:r>
+            <w:r>
+              <w:t xml:space="preserve"> ОГРНИП </w:t>
+            </w:r>
+            <w:r>
+              <w:t xml:space="preserve">363472859934255</w:t>
+            </w:r>
+          </w:p>
+          <w:p>
+            <w:r>
+              <w:t xml:space="preserve">р/с </w:t>
+            </w:r>
+            <w:r>
+              <w:t xml:space="preserve">40802810737725918402</w:t>
+            </w:r>
+            <w:r>
+              <w:t xml:space="preserve"> в АО «Альфа-Банк»</w:t>
+            </w:r>
+            <w:r>
+              <w:t xml:space="preserve">, БИК </w:t>
+            </w:r>
+            <w:r>
+              <w:t xml:space="preserve">044525593</w:t>
+            </w:r>
+          </w:p>
+          <w:p>
+            <w:r>
+              <w:t xml:space="preserve">Тел.: </w:t>
+            </w:r>
+            <w:r>
+              <w:t xml:space="preserve">+7 (843) 495-84-32 доб. 248</w:t>
+            </w:r>
+          </w:p>
+          <w:p>
+            <w:r>
+              <w:t xml:space="preserve">E-mail: </w:t>
+            </w:r>
+            <w:r>
+              <w:t xml:space="preserve">lebedeva@gmail.com</w:t>
+            </w:r>
+          </w:p>
+          <w:p/>
+          <w:p>
+            <w:r>
+              <w:t xml:space="preserve">ИП ______________ </w:t>
+            </w:r>
+            <w:r>
+              <w:t xml:space="preserve">Лебедева О. П.</w:t>
+            </w:r>
+          </w:p>
+        </w:tc>
+        <w:tc>
+          <w:tcPr>
+            <w:tcW w:w="4680" w:type="dxa"/>
+          </w:tcPr>
+          <w:p>
+            <w:r>
               <w:rPr>
                 <w:b/>
               </w:rPr>
@@ -693,7 +846,7 @@
           </w:p>
           <w:p>
             <w:r>
-              <w:t xml:space="preserve">Тверь, Лесная 63</w:t>
+              <w:t xml:space="preserve">Воронеж, Ленина 62</w:t>
             </w:r>
           </w:p>
           <w:p>
@@ -709,7 +862,7 @@
               <w:t xml:space="preserve">Адрес регистрации: </w:t>
             </w:r>
             <w:r>
-              <w:t xml:space="preserve">443010, г. Самара, наб. Тверская, д. 35, кв. 61</w:t>
+              <w:t xml:space="preserve">141400, г. Химки, наб. Мира, д. 21, кв. 35</w:t>
             </w:r>
           </w:p>
           <w:p>
@@ -748,7 +901,7 @@
               <w:t xml:space="preserve">Тел.: </w:t>
             </w:r>
             <w:r>
-              <w:t xml:space="preserve">+7 499 382 48 59</w:t>
+              <w:t xml:space="preserve">495 6393431</w:t>
             </w:r>
           </w:p>
           <w:p>
@@ -756,7 +909,7 @@
               <w:t xml:space="preserve">E-mail: </w:t>
             </w:r>
             <w:r>
-              <w:t xml:space="preserve">volkov@bk.ru</w:t>
+              <w:t xml:space="preserve">volkov@romashka.ru</w:t>
             </w:r>
           </w:p>
           <w:p/>

--- a/tests/corpus_v2/docs/sale_0006.docx
+++ b/tests/corpus_v2/docs/sale_0006.docx
@@ -54,7 +54,7 @@
         <w:t xml:space="preserve">, ИНН </w:t>
       </w:r>
       <w:r>
-        <w:t xml:space="preserve">771089145681</w:t>
+        <w:t xml:space="preserve">771089145680</w:t>
       </w:r>
       <w:r>
         <w:t xml:space="preserve">, именуемая в дальнейшем «Продавец», действующая на основании свидетельства о государственной регистрации</w:t>
@@ -72,7 +72,7 @@
         <w:t xml:space="preserve">, ИНН </w:t>
       </w:r>
       <w:r>
-        <w:t xml:space="preserve">625254571021</w:t>
+        <w:t xml:space="preserve">625254571020</w:t>
       </w:r>
       <w:r>
         <w:t xml:space="preserve">, именуемый в дальнейшем «Покупатель», действующий на основании свидетельства о государственной регистрации</w:t>
@@ -474,7 +474,7 @@
         <w:t xml:space="preserve">3.1. Место исполнения обязательств: </w:t>
       </w:r>
       <w:r>
-        <w:t xml:space="preserve">443010, г. Самара, проезд Садовая, д. 16, кв. 31</w:t>
+        <w:t xml:space="preserve">143400, Тверская обл., г. Красногорск, ул. Мира, вл. 84, стр. 3, пом. VII</w:t>
       </w:r>
       <w:r>
         <w:t xml:space="preserve">.</w:t>
@@ -491,7 +491,7 @@
         <w:t xml:space="preserve"> по телефону </w:t>
       </w:r>
       <w:r>
-        <w:t xml:space="preserve">+7 (499) 433-36-22 доб. 673</w:t>
+        <w:t xml:space="preserve">+7 (499) 198-81-88</w:t>
       </w:r>
       <w:r>
         <w:t xml:space="preserve">.</w:t>
@@ -772,7 +772,7 @@
               <w:t xml:space="preserve">Адрес регистрации: </w:t>
             </w:r>
             <w:r>
-              <w:t xml:space="preserve">603000, г. Нижний Новгород, бул. Гагарина, д. 52, кв. 126</w:t>
+              <w:t xml:space="preserve">141300, Краснодарский край, г. Сергиев Посад, бул. Лесная, вл. 63, стр. 4, пом. VII</w:t>
             </w:r>
           </w:p>
           <w:p>
@@ -780,13 +780,13 @@
               <w:t xml:space="preserve">ИНН </w:t>
             </w:r>
             <w:r>
-              <w:t xml:space="preserve">771089145681</w:t>
+              <w:t xml:space="preserve">771089145680</w:t>
             </w:r>
             <w:r>
               <w:t xml:space="preserve"> ОГРНИП </w:t>
             </w:r>
             <w:r>
-              <w:t xml:space="preserve">363472859934255</w:t>
+              <w:t xml:space="preserve">363472859934254</w:t>
             </w:r>
           </w:p>
           <w:p>
@@ -794,7 +794,7 @@
               <w:t xml:space="preserve">р/с </w:t>
             </w:r>
             <w:r>
-              <w:t xml:space="preserve">40802810737725918402</w:t>
+              <w:t xml:space="preserve">40802810637725918402</w:t>
             </w:r>
             <w:r>
               <w:t xml:space="preserve"> в АО «Альфа-Банк»</w:t>
@@ -811,7 +811,7 @@
               <w:t xml:space="preserve">Тел.: </w:t>
             </w:r>
             <w:r>
-              <w:t xml:space="preserve">+7 (843) 495-84-32 доб. 248</w:t>
+              <w:t xml:space="preserve">+7 (843) 860-84-32</w:t>
             </w:r>
           </w:p>
           <w:p>
@@ -819,7 +819,7 @@
               <w:t xml:space="preserve">E-mail: </w:t>
             </w:r>
             <w:r>
-              <w:t xml:space="preserve">lebedeva@gmail.com</w:t>
+              <w:t xml:space="preserve">lebedeva@yandex.ru</w:t>
             </w:r>
           </w:p>
           <w:p/>
@@ -862,7 +862,7 @@
               <w:t xml:space="preserve">Адрес регистрации: </w:t>
             </w:r>
             <w:r>
-              <w:t xml:space="preserve">141400, г. Химки, наб. Мира, д. 21, кв. 35</w:t>
+              <w:t xml:space="preserve">141400, Тверская обл., г. Химки, наб. Мира, вл. 21, стр. 5, пом. VII</w:t>
             </w:r>
           </w:p>
           <w:p>
@@ -870,13 +870,13 @@
               <w:t xml:space="preserve">ИНН </w:t>
             </w:r>
             <w:r>
-              <w:t xml:space="preserve">625254571021</w:t>
+              <w:t xml:space="preserve">625254571020</w:t>
             </w:r>
             <w:r>
               <w:t xml:space="preserve"> ОГРНИП </w:t>
             </w:r>
             <w:r>
-              <w:t xml:space="preserve">339979240007012</w:t>
+              <w:t xml:space="preserve">339979240007011</w:t>
             </w:r>
           </w:p>
           <w:p>
@@ -884,7 +884,7 @@
               <w:t xml:space="preserve">р/с </w:t>
             </w:r>
             <w:r>
-              <w:t xml:space="preserve">40802810166008185855</w:t>
+              <w:t xml:space="preserve">40802810066008185855</w:t>
             </w:r>
             <w:r>
               <w:t xml:space="preserve"> в ПАО Сбербанк</w:t>
@@ -901,7 +901,7 @@
               <w:t xml:space="preserve">Тел.: </w:t>
             </w:r>
             <w:r>
-              <w:t xml:space="preserve">495 6393431</w:t>
+              <w:t xml:space="preserve">+7 (495) 639-34-31</w:t>
             </w:r>
           </w:p>
           <w:p>
@@ -976,7 +976,7 @@
                 </w:tcPr>
                 <w:p>
                   <w:r>
-                    <w:t xml:space="preserve">40802810166008185855</w:t>
+                    <w:t xml:space="preserve">40802810066008185855</w:t>
                   </w:r>
                 </w:p>
               </w:tc>

--- a/tests/corpus_v2/docs/sale_0006.docx
+++ b/tests/corpus_v2/docs/sale_0006.docx
@@ -460,220 +460,32 @@
         </w:tc>
       </w:tr>
     </w:tbl>
-    <w:p/>
-    <w:p>
-      <w:r>
-        <w:rPr>
-          <w:b/>
-        </w:rPr>
-        <w:t xml:space="preserve">3. МЕСТО И СРОКИ ИСПОЛНЕНИЯ</w:t>
-      </w:r>
-    </w:p>
-    <w:p>
-      <w:r>
-        <w:t xml:space="preserve">3.1. Место исполнения обязательств: </w:t>
-      </w:r>
-      <w:r>
-        <w:t xml:space="preserve">143400, Тверская обл., г. Красногорск, ул. Мира, вл. 84, стр. 3, пом. VII</w:t>
-      </w:r>
-      <w:r>
-        <w:t xml:space="preserve">.</w:t>
-      </w:r>
-    </w:p>
-    <w:p>
-      <w:r>
-        <w:t xml:space="preserve">3.2. Уведомления направляются </w:t>
-      </w:r>
-      <w:r>
-        <w:t xml:space="preserve">Волкову Владимиру Сергеевичу</w:t>
-      </w:r>
-      <w:r>
-        <w:t xml:space="preserve"> по телефону </w:t>
-      </w:r>
-      <w:r>
-        <w:t xml:space="preserve">+7 (499) 198-81-88</w:t>
-      </w:r>
-      <w:r>
-        <w:t xml:space="preserve">.</w:t>
-      </w:r>
-    </w:p>
-    <w:p>
-      <w:r>
-        <w:t xml:space="preserve">3.3. Срок исполнения обязательств — </w:t>
-      </w:r>
-      <w:r>
-        <w:t xml:space="preserve">в течение 60 (Шестидесяти) рабочих дней со дня предъявления требования</w:t>
-      </w:r>
-      <w:r>
-        <w:t xml:space="preserve">.</w:t>
-      </w:r>
-    </w:p>
-    <w:p/>
-    <w:p>
-      <w:r>
-        <w:rPr>
-          <w:b/>
-        </w:rPr>
-        <w:t xml:space="preserve">4. ПРОЧИЕ УСЛОВИЯ</w:t>
-      </w:r>
-    </w:p>
-    <w:p>
-      <w:r>
-        <w:t xml:space="preserve">4.1. </w:t>
-      </w:r>
-      <w:r>
-        <w:t xml:space="preserve">Стороны несут ответственность за неисполнение или ненадлежащее исполнение обязательств в соответствии с законодательством Российской Федерации.</w:t>
-      </w:r>
-    </w:p>
-    <w:p>
-      <w:r>
-        <w:t xml:space="preserve">4.2. </w:t>
-      </w:r>
-      <w:r>
-        <w:t xml:space="preserve">Размер неустойки за нарушение сроков оплаты: </w:t>
-      </w:r>
-      <w:r>
-        <w:t xml:space="preserve">9% от стоимости неоплаченных работ</w:t>
-      </w:r>
-      <w:r>
-        <w:t xml:space="preserve">. Предельный размер ответственности: </w:t>
-      </w:r>
-      <w:r>
-        <w:t xml:space="preserve">20 (двадцать) процентов за каждый день просрочки</w:t>
-      </w:r>
-      <w:r>
-        <w:t xml:space="preserve">.</w:t>
-      </w:r>
-    </w:p>
-    <w:p>
-      <w:r>
-        <w:t xml:space="preserve">4.3. </w:t>
-      </w:r>
-      <w:r>
-        <w:t xml:space="preserve">Стороны освобождаются от ответственности при наступлении обстоятельств непреодолимой силы, если они прямо повлияли на исполнение обязательств.</w:t>
-      </w:r>
-    </w:p>
-    <w:p>
-      <w:r>
-        <w:t xml:space="preserve">4.4. </w:t>
-      </w:r>
-      <w:r>
-        <w:t xml:space="preserve">Сторона, для которой создалась невозможность исполнения, обязана уведомить другую Сторону. Срок уведомления — </w:t>
-      </w:r>
-      <w:r>
-        <w:t xml:space="preserve">в течение 10 календарных дней</w:t>
-      </w:r>
-      <w:r>
-        <w:t xml:space="preserve">.</w:t>
-      </w:r>
-    </w:p>
-    <w:p>
-      <w:r>
-        <w:t xml:space="preserve">4.5. </w:t>
-      </w:r>
-      <w:r>
-        <w:t xml:space="preserve">Все споры и разногласия решаются путём переговоров. Претензионный порядок обязателен, срок ответа на претензию — </w:t>
-      </w:r>
-      <w:r>
-        <w:t xml:space="preserve">в течение 6 месяцев с даты подписания Сторонами акта сдачи-приемки оказанных услуг</w:t>
-      </w:r>
-      <w:r>
-        <w:t xml:space="preserve">.</w:t>
-      </w:r>
-    </w:p>
-    <w:p/>
-    <w:p/>
-    <w:p>
-      <w:r>
-        <w:rPr>
-          <w:b/>
-        </w:rPr>
-        <w:t xml:space="preserve">10. ДОПОЛНИТЕЛЬНЫЕ СВЕДЕНИЯ О СТОРОНАХ</w:t>
-      </w:r>
-    </w:p>
-    <w:p>
-      <w:r>
-        <w:t xml:space="preserve">ОТВЕТСТВЕННЫЙ: </w:t>
-      </w:r>
-      <w:r>
-        <w:t xml:space="preserve">ЛЕБЕДЕВА ОЛЬГА ПАВЛОВНА</w:t>
-      </w:r>
-    </w:p>
-    <w:p>
-      <w:r>
-        <w:t xml:space="preserve">Место исполнения: </w:t>
-      </w:r>
-      <w:r>
-        <w:t xml:space="preserve">394000, г. Воронеж, проезд Победы, д. 62, кв. 166</w:t>
-      </w:r>
-      <w:r>
-        <w:t xml:space="preserve">6717361989</w:t>
-      </w:r>
-    </w:p>
-    <w:p/>
-    <w:p/>
-    <w:p>
-      <w:r>
-        <w:rPr>
-          <w:b/>
-        </w:rPr>
-        <w:t xml:space="preserve">9. КОНТРОЛЬНЫЕ ВЕЛИЧИНЫ</w:t>
-      </w:r>
-    </w:p>
-    <w:p>
-      <w:r>
-        <w:t xml:space="preserve">9.1. Контрольная запись: </w:t>
-      </w:r>
-      <w:r>
-        <w:rPr>
-          <w:b/>
-        </w:rPr>
-        <w:t xml:space="preserve">94</w:t>
-      </w:r>
-      <w:r>
-        <w:t xml:space="preserve">881/279-сс</w:t>
-      </w:r>
-      <w:r>
-        <w:t xml:space="preserve">.</w:t>
-      </w:r>
-    </w:p>
-    <w:p>
-      <w:r>
-        <w:t xml:space="preserve">9.2. Контрольная запись: </w:t>
-      </w:r>
-      <w:r>
-        <w:rPr>
-          <w:b/>
-        </w:rPr>
-        <w:t xml:space="preserve">2</w:t>
-      </w:r>
-      <w:r>
-        <w:t xml:space="preserve">53 000 (Двести пятьдесят три тысячи) рублей 00 копеек</w:t>
-      </w:r>
-      <w:r>
-        <w:t xml:space="preserve">.</w:t>
-      </w:r>
-    </w:p>
-    <w:p>
-      <w:r>
-        <w:t xml:space="preserve">9.3. Контрольная запись: </w:t>
-      </w:r>
-      <w:r>
-        <w:rPr>
-          <w:b/>
-        </w:rPr>
-        <w:t xml:space="preserve">1/3</w:t>
-      </w:r>
-      <w:r>
-        <w:t xml:space="preserve">00 ключевой ставки ЦБ РФ от цены Договора</w:t>
-      </w:r>
-      <w:r>
-        <w:t xml:space="preserve">.</w:t>
-      </w:r>
-    </w:p>
-    <w:p>
-      <w:r>
-        <w:t xml:space="preserve">9.4. Контрольная запись (таблица):</w:t>
+    <w:p>
+      <w:r>
+        <w:t xml:space="preserve">2.8. </w:t>
+      </w:r>
+      <w:r>
+        <w:t xml:space="preserve">Платёж по налогу перечисляется на код бюджетной классификации </w:t>
+      </w:r>
+      <w:r>
+        <w:t xml:space="preserve">182 101 010 110 110 001 10</w:t>
+      </w:r>
+      <w:r>
+        <w:t xml:space="preserve">, получатель — территориальный орган Федерального казначейства.</w:t>
+      </w:r>
+    </w:p>
+    <w:p>
+      <w:r>
+        <w:t xml:space="preserve">2.9. </w:t>
+      </w:r>
+      <w:r>
+        <w:t xml:space="preserve">Полномочия подтверждаются свидетельством о рождении, выдано </w:t>
+      </w:r>
+      <w:r>
+        <w:t xml:space="preserve">20.06.2022</w:t>
+      </w:r>
+      <w:r>
+        <w:t xml:space="preserve"> отделом ЗАГС.</w:t>
       </w:r>
     </w:p>
     <w:tbl>
@@ -699,7 +511,7 @@
           </w:tcPr>
           <w:p>
             <w:r>
-              <w:t xml:space="preserve">не позднее 09.05.20</w:t>
+              <w:t xml:space="preserve">3</w:t>
             </w:r>
           </w:p>
         </w:tc>
@@ -709,22 +521,248 @@
           </w:tcPr>
           <w:p>
             <w:r>
-              <w:t xml:space="preserve">26</w:t>
+              <w:t xml:space="preserve">РУБ.</w:t>
             </w:r>
           </w:p>
         </w:tc>
       </w:tr>
     </w:tbl>
-    <w:p/>
-    <w:p>
-      <w:r>
-        <w:rPr>
-          <w:b/>
-        </w:rPr>
-        <w:t xml:space="preserve">РЕКВИЗИТЫ И ПОДПИСИ СТОРОН</w:t>
-      </w:r>
-    </w:p>
-    <w:p/>
+    <w:p>
+      <w:r>
+        <w:t xml:space="preserve">2.10. </w:t>
+      </w:r>
+      <w:r>
+        <w:t xml:space="preserve">Поставке подлежит насос модели </w:t>
+      </w:r>
+      <w:r>
+        <w:t xml:space="preserve">ЭЦВ-6-10-80h</w:t>
+      </w:r>
+      <w:r>
+        <w:t xml:space="preserve"> и кабель марки </w:t>
+      </w:r>
+      <w:r>
+        <w:t xml:space="preserve">ВВГнг(А)-LSt</w:t>
+      </w:r>
+      <w:r>
+        <w:t xml:space="preserve">.</w:t>
+      </w:r>
+    </w:p>
+    <w:p/>
+    <w:p>
+      <w:r>
+        <w:rPr>
+          <w:b/>
+        </w:rPr>
+        <w:t xml:space="preserve">3. МЕСТО И СРОКИ ИСПОЛНЕНИЯ</w:t>
+      </w:r>
+    </w:p>
+    <w:p>
+      <w:r>
+        <w:t xml:space="preserve">3.1. Место исполнения обязательств: </w:t>
+      </w:r>
+      <w:r>
+        <w:t xml:space="preserve">614000, Московская обл., г. Пермь, пер. Кирова, вл. 27, стр. 5, пом. VII</w:t>
+      </w:r>
+      <w:r>
+        <w:t xml:space="preserve">.</w:t>
+      </w:r>
+    </w:p>
+    <w:p>
+      <w:r>
+        <w:t xml:space="preserve">3.2. Уведомления направляются </w:t>
+      </w:r>
+      <w:r>
+        <w:t xml:space="preserve">Волкову Владимиру Сергеевичу</w:t>
+      </w:r>
+      <w:r>
+        <w:t xml:space="preserve"> по телефону </w:t>
+      </w:r>
+      <w:r>
+        <w:t xml:space="preserve">+7 (383) 620-40-83</w:t>
+      </w:r>
+      <w:r>
+        <w:t xml:space="preserve">.</w:t>
+      </w:r>
+    </w:p>
+    <w:p>
+      <w:r>
+        <w:t xml:space="preserve">3.3. Срок исполнения обязательств — </w:t>
+      </w:r>
+      <w:r>
+        <w:t xml:space="preserve">в течение 10 (Десяти) рабочих дней со дня предъявления требования</w:t>
+      </w:r>
+      <w:r>
+        <w:t xml:space="preserve">.</w:t>
+      </w:r>
+    </w:p>
+    <w:p/>
+    <w:p>
+      <w:r>
+        <w:rPr>
+          <w:b/>
+        </w:rPr>
+        <w:t xml:space="preserve">4. ПРОЧИЕ УСЛОВИЯ</w:t>
+      </w:r>
+    </w:p>
+    <w:p>
+      <w:r>
+        <w:t xml:space="preserve">4.1. </w:t>
+      </w:r>
+      <w:r>
+        <w:t xml:space="preserve">Стороны несут ответственность за неисполнение или ненадлежащее исполнение обязательств в соответствии с законодательством Российской Федерации.</w:t>
+      </w:r>
+    </w:p>
+    <w:p>
+      <w:r>
+        <w:t xml:space="preserve">4.2. </w:t>
+      </w:r>
+      <w:r>
+        <w:t xml:space="preserve">Размер неустойки за нарушение сроков оплаты: </w:t>
+      </w:r>
+      <w:r>
+        <w:t xml:space="preserve">21% от стоимости неоплаченных работ</w:t>
+      </w:r>
+      <w:r>
+        <w:t xml:space="preserve">. Предельный размер ответственности: </w:t>
+      </w:r>
+      <w:r>
+        <w:t xml:space="preserve">15 (пятнадцать) процентов за каждый день просрочки</w:t>
+      </w:r>
+      <w:r>
+        <w:t xml:space="preserve">.</w:t>
+      </w:r>
+    </w:p>
+    <w:p>
+      <w:r>
+        <w:t xml:space="preserve">4.3. </w:t>
+      </w:r>
+      <w:r>
+        <w:t xml:space="preserve">Стороны освобождаются от ответственности при наступлении обстоятельств непреодолимой силы, если они прямо повлияли на исполнение обязательств.</w:t>
+      </w:r>
+    </w:p>
+    <w:p>
+      <w:r>
+        <w:t xml:space="preserve">4.4. </w:t>
+      </w:r>
+      <w:r>
+        <w:t xml:space="preserve">Сторона, для которой создалась невозможность исполнения, обязана уведомить другую Сторону. Срок уведомления — </w:t>
+      </w:r>
+      <w:r>
+        <w:t xml:space="preserve">в течение 10 календарных дней</w:t>
+      </w:r>
+      <w:r>
+        <w:t xml:space="preserve">.</w:t>
+      </w:r>
+    </w:p>
+    <w:p>
+      <w:r>
+        <w:t xml:space="preserve">4.5. </w:t>
+      </w:r>
+      <w:r>
+        <w:t xml:space="preserve">Все споры и разногласия решаются путём переговоров. Претензионный порядок обязателен, срок ответа на претензию — </w:t>
+      </w:r>
+      <w:r>
+        <w:t xml:space="preserve">в течение 24 месяцев с даты подписания Сторонами акта сдачи-приемки оказанных услуг</w:t>
+      </w:r>
+      <w:r>
+        <w:t xml:space="preserve">.</w:t>
+      </w:r>
+    </w:p>
+    <w:p/>
+    <w:p/>
+    <w:p>
+      <w:r>
+        <w:rPr>
+          <w:b/>
+        </w:rPr>
+        <w:t xml:space="preserve">10. ДОПОЛНИТЕЛЬНЫЕ СВЕДЕНИЯ О СТОРОНАХ</w:t>
+      </w:r>
+    </w:p>
+    <w:p>
+      <w:r>
+        <w:t xml:space="preserve">ОТВЕТСТВЕННЫЙ: </w:t>
+      </w:r>
+      <w:r>
+        <w:t xml:space="preserve">ЛЕБЕДЕВА ОЛЬГА ПАВЛОВНА</w:t>
+      </w:r>
+    </w:p>
+    <w:p>
+      <w:r>
+        <w:t xml:space="preserve">Место исполнения: </w:t>
+      </w:r>
+      <w:r>
+        <w:t xml:space="preserve">614000, г. Пермь, бул. Промышленная, д. 16, кв. 163</w:t>
+      </w:r>
+      <w:r>
+        <w:t xml:space="preserve">7361984316</w:t>
+      </w:r>
+    </w:p>
+    <w:p/>
+    <w:p/>
+    <w:p>
+      <w:r>
+        <w:rPr>
+          <w:b/>
+        </w:rPr>
+        <w:t xml:space="preserve">9. КОНТРОЛЬНЫЕ ВЕЛИЧИНЫ</w:t>
+      </w:r>
+    </w:p>
+    <w:p>
+      <w:r>
+        <w:t xml:space="preserve">9.1. Контрольная запись: </w:t>
+      </w:r>
+      <w:r>
+        <w:rPr>
+          <w:b/>
+        </w:rPr>
+        <w:t xml:space="preserve">31</w:t>
+      </w:r>
+      <w:r>
+        <w:t xml:space="preserve">595/283-сс</w:t>
+      </w:r>
+      <w:r>
+        <w:t xml:space="preserve">.</w:t>
+      </w:r>
+    </w:p>
+    <w:p>
+      <w:r>
+        <w:t xml:space="preserve">9.2. Контрольная запись: </w:t>
+      </w:r>
+      <w:r>
+        <w:rPr>
+          <w:b/>
+        </w:rPr>
+        <w:t xml:space="preserve">8 2</w:t>
+      </w:r>
+      <w:r>
+        <w:t xml:space="preserve">10 000 (Восемь миллионов двести десять тысяч) рублей 00 копеек</w:t>
+      </w:r>
+      <w:r>
+        <w:t xml:space="preserve">.</w:t>
+      </w:r>
+    </w:p>
+    <w:p>
+      <w:r>
+        <w:t xml:space="preserve">9.3. Контрольная запись: </w:t>
+      </w:r>
+      <w:r>
+        <w:rPr>
+          <w:b/>
+        </w:rPr>
+        <w:t xml:space="preserve">1/3</w:t>
+      </w:r>
+      <w:r>
+        <w:t xml:space="preserve">00 ключевой ставки ЦБ РФ от цены Договора</w:t>
+      </w:r>
+      <w:r>
+        <w:t xml:space="preserve">.</w:t>
+      </w:r>
+    </w:p>
+    <w:p>
+      <w:r>
+        <w:t xml:space="preserve">9.4. Контрольная запись (таблица):</w:t>
+      </w:r>
+    </w:p>
     <w:tbl>
       <w:tblPr>
         <w:tblW w:w="9360" w:type="dxa"/>
@@ -748,87 +786,7 @@
           </w:tcPr>
           <w:p>
             <w:r>
-              <w:rPr>
-                <w:b/>
-              </w:rPr>
-              <w:t xml:space="preserve">Продавец:</w:t>
-            </w:r>
-          </w:p>
-          <w:p>
-            <w:r>
-              <w:t xml:space="preserve">Лебедева Ольга Павловна</w:t>
-            </w:r>
-          </w:p>
-          <w:p>
-            <w:r>
-              <w:t xml:space="preserve">Индивидуальный предприниматель </w:t>
-            </w:r>
-            <w:r>
-              <w:t xml:space="preserve">Лебедева Ольга Павловна</w:t>
-            </w:r>
-          </w:p>
-          <w:p>
-            <w:r>
-              <w:t xml:space="preserve">Адрес регистрации: </w:t>
-            </w:r>
-            <w:r>
-              <w:t xml:space="preserve">141300, Краснодарский край, г. Сергиев Посад, бул. Лесная, вл. 63, стр. 4, пом. VII</w:t>
-            </w:r>
-          </w:p>
-          <w:p>
-            <w:r>
-              <w:t xml:space="preserve">ИНН </w:t>
-            </w:r>
-            <w:r>
-              <w:t xml:space="preserve">771089145680</w:t>
-            </w:r>
-            <w:r>
-              <w:t xml:space="preserve"> ОГРНИП </w:t>
-            </w:r>
-            <w:r>
-              <w:t xml:space="preserve">363472859934254</w:t>
-            </w:r>
-          </w:p>
-          <w:p>
-            <w:r>
-              <w:t xml:space="preserve">р/с </w:t>
-            </w:r>
-            <w:r>
-              <w:t xml:space="preserve">40802810637725918402</w:t>
-            </w:r>
-            <w:r>
-              <w:t xml:space="preserve"> в АО «Альфа-Банк»</w:t>
-            </w:r>
-            <w:r>
-              <w:t xml:space="preserve">, БИК </w:t>
-            </w:r>
-            <w:r>
-              <w:t xml:space="preserve">044525593</w:t>
-            </w:r>
-          </w:p>
-          <w:p>
-            <w:r>
-              <w:t xml:space="preserve">Тел.: </w:t>
-            </w:r>
-            <w:r>
-              <w:t xml:space="preserve">+7 (843) 860-84-32</w:t>
-            </w:r>
-          </w:p>
-          <w:p>
-            <w:r>
-              <w:t xml:space="preserve">E-mail: </w:t>
-            </w:r>
-            <w:r>
-              <w:t xml:space="preserve">lebedeva@yandex.ru</w:t>
-            </w:r>
-          </w:p>
-          <w:p/>
-          <w:p>
-            <w:r>
-              <w:t xml:space="preserve">ИП ______________ </w:t>
-            </w:r>
-            <w:r>
-              <w:t xml:space="preserve">Лебедева О. П.</w:t>
+              <w:t xml:space="preserve">не позднее 17.03.20</w:t>
             </w:r>
           </w:p>
         </w:tc>
@@ -838,6 +796,135 @@
           </w:tcPr>
           <w:p>
             <w:r>
+              <w:t xml:space="preserve">26</w:t>
+            </w:r>
+          </w:p>
+        </w:tc>
+      </w:tr>
+    </w:tbl>
+    <w:p/>
+    <w:p>
+      <w:r>
+        <w:rPr>
+          <w:b/>
+        </w:rPr>
+        <w:t xml:space="preserve">РЕКВИЗИТЫ И ПОДПИСИ СТОРОН</w:t>
+      </w:r>
+    </w:p>
+    <w:p/>
+    <w:tbl>
+      <w:tblPr>
+        <w:tblW w:w="9360" w:type="dxa"/>
+        <w:tblBorders>
+          <w:top w:val="single" w:sz="4" w:color="auto"/>
+          <w:left w:val="single" w:sz="4" w:color="auto"/>
+          <w:bottom w:val="single" w:sz="4" w:color="auto"/>
+          <w:right w:val="single" w:sz="4" w:color="auto"/>
+          <w:insideH w:val="single" w:sz="4" w:color="auto"/>
+          <w:insideV w:val="single" w:sz="4" w:color="auto"/>
+        </w:tblBorders>
+      </w:tblPr>
+      <w:tblGrid>
+        <w:gridCol w:w="4680"/>
+        <w:gridCol w:w="4680"/>
+      </w:tblGrid>
+      <w:tr>
+        <w:tc>
+          <w:tcPr>
+            <w:tcW w:w="4680" w:type="dxa"/>
+          </w:tcPr>
+          <w:p>
+            <w:r>
+              <w:rPr>
+                <w:b/>
+              </w:rPr>
+              <w:t xml:space="preserve">Продавец:</w:t>
+            </w:r>
+          </w:p>
+          <w:p>
+            <w:r>
+              <w:t xml:space="preserve">Лебедева Ольга Павловна</w:t>
+            </w:r>
+          </w:p>
+          <w:p>
+            <w:r>
+              <w:t xml:space="preserve">Индивидуальный предприниматель </w:t>
+            </w:r>
+            <w:r>
+              <w:t xml:space="preserve">Лебедева Ольга Павловна</w:t>
+            </w:r>
+          </w:p>
+          <w:p>
+            <w:r>
+              <w:t xml:space="preserve">Адрес регистрации: </w:t>
+            </w:r>
+            <w:r>
+              <w:t xml:space="preserve">344002, Краснодарский край, г. Ростов-на-Дону, бул. Промышленная, вл. 75, стр. 2, пом. VII</w:t>
+            </w:r>
+          </w:p>
+          <w:p>
+            <w:r>
+              <w:t xml:space="preserve">ИНН </w:t>
+            </w:r>
+            <w:r>
+              <w:t xml:space="preserve">771089145680</w:t>
+            </w:r>
+            <w:r>
+              <w:t xml:space="preserve"> ОГРНИП </w:t>
+            </w:r>
+            <w:r>
+              <w:t xml:space="preserve">363472859934254</w:t>
+            </w:r>
+          </w:p>
+          <w:p>
+            <w:r>
+              <w:t xml:space="preserve">р/с </w:t>
+            </w:r>
+            <w:r>
+              <w:t xml:space="preserve">40802810637725918402</w:t>
+            </w:r>
+            <w:r>
+              <w:t xml:space="preserve"> в АО «Альфа-Банк»</w:t>
+            </w:r>
+            <w:r>
+              <w:t xml:space="preserve">, БИК </w:t>
+            </w:r>
+            <w:r>
+              <w:t xml:space="preserve">044525593</w:t>
+            </w:r>
+          </w:p>
+          <w:p>
+            <w:r>
+              <w:t xml:space="preserve">Тел.: </w:t>
+            </w:r>
+            <w:r>
+              <w:t xml:space="preserve">+7 (499) 345-44-25</w:t>
+            </w:r>
+          </w:p>
+          <w:p>
+            <w:r>
+              <w:t xml:space="preserve">E-mail: </w:t>
+            </w:r>
+            <w:r>
+              <w:t xml:space="preserve">lebedeva@yandex.ru</w:t>
+            </w:r>
+          </w:p>
+          <w:p/>
+          <w:p>
+            <w:r>
+              <w:t xml:space="preserve">ИП ______________ </w:t>
+            </w:r>
+            <w:r>
+              <w:t xml:space="preserve">Лебедева О. П.</w:t>
+            </w:r>
+          </w:p>
+        </w:tc>
+        <w:tc>
+          <w:tcPr>
+            <w:tcW w:w="4680" w:type="dxa"/>
+          </w:tcPr>
+          <w:p>
+            <w:r>
               <w:rPr>
                 <w:b/>
               </w:rPr>
@@ -846,7 +933,7 @@
           </w:p>
           <w:p>
             <w:r>
-              <w:t xml:space="preserve">Воронеж, Ленина 62</w:t>
+              <w:t xml:space="preserve">Химки, Ленина 32</w:t>
             </w:r>
           </w:p>
           <w:p>
@@ -862,7 +949,7 @@
               <w:t xml:space="preserve">Адрес регистрации: </w:t>
             </w:r>
             <w:r>
-              <w:t xml:space="preserve">141400, Тверская обл., г. Химки, наб. Мира, вл. 21, стр. 5, пом. VII</w:t>
+              <w:t xml:space="preserve">443010, Тверская обл., г. Самара, ш. Мира, вл. 25, стр. 1, пом. VII</w:t>
             </w:r>
           </w:p>
           <w:p>
@@ -901,7 +988,7 @@
               <w:t xml:space="preserve">Тел.: </w:t>
             </w:r>
             <w:r>
-              <w:t xml:space="preserve">+7 (495) 639-34-31</w:t>
+              <w:t xml:space="preserve">+7 (846) 790-12-10</w:t>
             </w:r>
           </w:p>
           <w:p>
@@ -909,7 +996,7 @@
               <w:t xml:space="preserve">E-mail: </w:t>
             </w:r>
             <w:r>
-              <w:t xml:space="preserve">volkov@romashka.ru</w:t>
+              <w:t xml:space="preserve">volkov@sibtrans.ru</w:t>
             </w:r>
           </w:p>
           <w:p/>

--- a/tests/corpus_v2/docs/sale_0006.docx
+++ b/tests/corpus_v2/docs/sale_0006.docx
@@ -128,13 +128,108 @@
         <w:t xml:space="preserve">Расчёты производятся через аккредитив, открываемый Покупателем. Сумма аккредитива: </w:t>
       </w:r>
       <w:r>
-        <w:t xml:space="preserve">9 330 000 (Девять миллионов триста тридцать тысяч) руб. 0 коп.</w:t>
+        <w:t xml:space="preserve">8 210 000 (Восемь миллионов двести десять тысяч) руб. 0 коп.</w:t>
       </w:r>
       <w:r>
         <w:t xml:space="preserve">, </w:t>
       </w:r>
       <w:r>
         <w:t xml:space="preserve">Без НДС</w:t>
+      </w:r>
+      <w:r>
+        <w:t xml:space="preserve">.</w:t>
+      </w:r>
+    </w:p>
+    <w:p>
+      <w:r>
+        <w:t xml:space="preserve">1.5. </w:t>
+      </w:r>
+      <w:r>
+        <w:t xml:space="preserve">Отгрузка оформляется товарной накладной № </w:t>
+      </w:r>
+      <w:r>
+        <w:t xml:space="preserve">040192976</w:t>
+      </w:r>
+      <w:r>
+        <w:t xml:space="preserve">. Позиция учитывается в каталоге поставщика под номером </w:t>
+      </w:r>
+      <w:r>
+        <w:t xml:space="preserve">043284810</w:t>
+      </w:r>
+      <w:r>
+        <w:t xml:space="preserve">. Серийный номер агрегата — </w:t>
+      </w:r>
+      <w:r>
+        <w:t xml:space="preserve">049976274</w:t>
+      </w:r>
+      <w:r>
+        <w:t xml:space="preserve">.</w:t>
+      </w:r>
+    </w:p>
+    <w:p>
+      <w:r>
+        <w:t xml:space="preserve">1.6. </w:t>
+      </w:r>
+      <w:r>
+        <w:t xml:space="preserve">Расходы отражаются по коду цели </w:t>
+      </w:r>
+      <w:r>
+        <w:t xml:space="preserve">045347390</w:t>
+      </w:r>
+      <w:r>
+        <w:t xml:space="preserve">, установленному приказом Минфина России от 01.12.2010 № 157н. </w:t>
+      </w:r>
+      <w:r>
+        <w:t xml:space="preserve">БИК банка Стороны в настоящем разделе не приводится; номер заявки на открытие счёта — </w:t>
+      </w:r>
+      <w:r>
+        <w:t xml:space="preserve">043817140</w:t>
+      </w:r>
+      <w:r>
+        <w:t xml:space="preserve">.</w:t>
+      </w:r>
+    </w:p>
+    <w:p>
+      <w:r>
+        <w:t xml:space="preserve">1.7. </w:t>
+      </w:r>
+      <w:r>
+        <w:t xml:space="preserve">Расчёты за коммунальные услуги ведутся по лицевому счёту абонента </w:t>
+      </w:r>
+      <w:r>
+        <w:t xml:space="preserve">88700669952</w:t>
+      </w:r>
+      <w:r>
+        <w:t xml:space="preserve">. Приложение учтено за номером </w:t>
+      </w:r>
+      <w:r>
+        <w:t xml:space="preserve">87631642668</w:t>
+      </w:r>
+      <w:r>
+        <w:t xml:space="preserve">. Прибор учёта имеет заводской номер </w:t>
+      </w:r>
+      <w:r>
+        <w:t xml:space="preserve">89913030920</w:t>
+      </w:r>
+      <w:r>
+        <w:t xml:space="preserve">.</w:t>
+      </w:r>
+    </w:p>
+    <w:p>
+      <w:r>
+        <w:t xml:space="preserve">1.8. </w:t>
+      </w:r>
+      <w:r>
+        <w:t xml:space="preserve">Партия внесена в реестр под номером </w:t>
+      </w:r>
+      <w:r>
+        <w:t xml:space="preserve">85421049711</w:t>
+      </w:r>
+      <w:r>
+        <w:t xml:space="preserve">, как предусмотрено пунктом 2 статьи 434 Гражданского кодекса Российской Федерации. Уведомление о регистрации имеет исходящий № </w:t>
+      </w:r>
+      <w:r>
+        <w:t xml:space="preserve">85394683867</w:t>
       </w:r>
       <w:r>
         <w:t xml:space="preserve">.</w:t>
@@ -154,7 +249,7 @@
         <w:t xml:space="preserve">2.1. Общая цена Договора: </w:t>
       </w:r>
       <w:r>
-        <w:t xml:space="preserve">Двадцать семь тысяч два рубля 0 коп.</w:t>
+        <w:t xml:space="preserve">Пятьсот двадцать шесть тысяч два рубля 0 коп.</w:t>
       </w:r>
       <w:r>
         <w:t xml:space="preserve">.</w:t>
@@ -176,7 +271,7 @@
         <w:t xml:space="preserve">2.3. Срок оплаты — </w:t>
       </w:r>
       <w:r>
-        <w:t xml:space="preserve">в течение двадцати рабочих дней с момента подписания акта</w:t>
+        <w:t xml:space="preserve">в течение тридцати рабочих дней с момента подписания акта</w:t>
       </w:r>
       <w:r>
         <w:t xml:space="preserve">.</w:t>
@@ -196,7 +291,7 @@
         <w:t xml:space="preserve">, артикул </w:t>
       </w:r>
       <w:r>
-        <w:t xml:space="preserve">RM-6222-12</w:t>
+        <w:t xml:space="preserve">RM-9050-98</w:t>
       </w:r>
       <w:r>
         <w:t xml:space="preserve">, код </w:t>
@@ -256,49 +351,49 @@
         <w:t xml:space="preserve">. Товар отгружается с сопроводительным документом паспорт качества № </w:t>
       </w:r>
       <w:r>
-        <w:t xml:space="preserve">13 08 048448</w:t>
+        <w:t xml:space="preserve">49 13 779108</w:t>
       </w:r>
       <w:r>
         <w:t xml:space="preserve">. К партии приложен паспорт изделия № </w:t>
       </w:r>
       <w:r>
-        <w:t xml:space="preserve">04 19 577354</w:t>
+        <w:t xml:space="preserve">75 06 151698</w:t>
       </w:r>
       <w:r>
         <w:t xml:space="preserve">. Оборудование поставляется с паспортом транспортного средства № </w:t>
       </w:r>
       <w:r>
-        <w:t xml:space="preserve">57 06 323022</w:t>
+        <w:t xml:space="preserve">31 09 129877</w:t>
       </w:r>
       <w:r>
         <w:t xml:space="preserve">. Приёмка производится согласно техническому паспорту </w:t>
       </w:r>
       <w:r>
-        <w:t xml:space="preserve">86 08 274923</w:t>
+        <w:t xml:space="preserve">85 06 142405</w:t>
       </w:r>
       <w:r>
         <w:t xml:space="preserve">. СНИЛС не указан, номер заказа </w:t>
       </w:r>
       <w:r>
-        <w:t xml:space="preserve">292-232-263 36</w:t>
+        <w:t xml:space="preserve">626-805-107 67</w:t>
       </w:r>
       <w:r>
         <w:t xml:space="preserve">. Дата рождения не проставлена, документ выдан </w:t>
       </w:r>
       <w:r>
-        <w:t xml:space="preserve">06.07.2018</w:t>
+        <w:t xml:space="preserve">07.03.2015</w:t>
       </w:r>
       <w:r>
         <w:t xml:space="preserve">. Код подразделения, см. артикул </w:t>
       </w:r>
       <w:r>
-        <w:t xml:space="preserve">223-063</w:t>
+        <w:t xml:space="preserve">733-951</w:t>
       </w:r>
       <w:r>
         <w:t xml:space="preserve">. Цена — </w:t>
       </w:r>
       <w:r>
-        <w:t xml:space="preserve">8700000,1 (восемь миллионов семьсот тысяч) ₽</w:t>
+        <w:t xml:space="preserve">700000,0 (семьсот тысяч) ₽</w:t>
       </w:r>
       <w:r>
         <w:t xml:space="preserve">, НДС не облагается</w:t>
@@ -315,25 +410,25 @@
         <w:t xml:space="preserve">Товар маркирован штрихкодом </w:t>
       </w:r>
       <w:r>
-        <w:t xml:space="preserve">4603090495138</w:t>
+        <w:t xml:space="preserve">4606359279607</w:t>
       </w:r>
       <w:r>
         <w:t xml:space="preserve">. Код контрагента по ОКПО — </w:t>
       </w:r>
       <w:r>
-        <w:t xml:space="preserve">7878894980</w:t>
+        <w:t xml:space="preserve">4325709371</w:t>
       </w:r>
       <w:r>
         <w:t xml:space="preserve">. Оборудование учтено под инвентарным номером </w:t>
       </w:r>
       <w:r>
-        <w:t xml:space="preserve">047634040</w:t>
+        <w:t xml:space="preserve">044104816</w:t>
       </w:r>
       <w:r>
         <w:t xml:space="preserve">, складской позиции присвоен номер </w:t>
       </w:r>
       <w:r>
-        <w:t xml:space="preserve">093010696</w:t>
+        <w:t xml:space="preserve">600413985</w:t>
       </w:r>
       <w:r>
         <w:t xml:space="preserve">.</w:t>
@@ -347,19 +442,19 @@
         <w:t xml:space="preserve">Оплата по счёту-фактуре на КБК </w:t>
       </w:r>
       <w:r>
-        <w:t xml:space="preserve">18210101011011000168</w:t>
+        <w:t xml:space="preserve">18210101011011000186</w:t>
       </w:r>
       <w:r>
         <w:t xml:space="preserve">. ИНН не присвоен, регистрационный № </w:t>
       </w:r>
       <w:r>
-        <w:t xml:space="preserve">5242229527</w:t>
+        <w:t xml:space="preserve">9284213120</w:t>
       </w:r>
       <w:r>
         <w:t xml:space="preserve">. ИНН не присвоен, платёжный документ № </w:t>
       </w:r>
       <w:r>
-        <w:t xml:space="preserve">317747270470</w:t>
+        <w:t xml:space="preserve">722884057358</w:t>
       </w:r>
       <w:r>
         <w:t xml:space="preserve">. Заказчик действует в лице </w:t>
@@ -385,7 +480,7 @@
         <w:t xml:space="preserve">. Товар подлежит хранению </w:t>
       </w:r>
       <w:r>
-        <w:t xml:space="preserve">в течение 48 часов</w:t>
+        <w:t xml:space="preserve">в течение 24 часов</w:t>
       </w:r>
       <w:r>
         <w:t xml:space="preserve"> при температуре не выше +4 °C. Срок исковой давности по требованиям, вытекающим из Договора, составляет </w:t>
@@ -454,7 +549,7 @@
           </w:tcPr>
           <w:p>
             <w:r>
-              <w:t xml:space="preserve">7819366688</w:t>
+              <w:t xml:space="preserve">5205785166</w:t>
             </w:r>
           </w:p>
         </w:tc>
@@ -482,7 +577,7 @@
         <w:t xml:space="preserve">Полномочия подтверждаются свидетельством о рождении, выдано </w:t>
       </w:r>
       <w:r>
-        <w:t xml:space="preserve">20.06.2022</w:t>
+        <w:t xml:space="preserve">19.06.2024</w:t>
       </w:r>
       <w:r>
         <w:t xml:space="preserve"> отделом ЗАГС.</w:t>
@@ -511,7 +606,7 @@
           </w:tcPr>
           <w:p>
             <w:r>
-              <w:t xml:space="preserve">3</w:t>
+              <w:t xml:space="preserve">6</w:t>
             </w:r>
           </w:p>
         </w:tc>
@@ -561,7 +656,7 @@
         <w:t xml:space="preserve">3.1. Место исполнения обязательств: </w:t>
       </w:r>
       <w:r>
-        <w:t xml:space="preserve">614000, Московская обл., г. Пермь, пер. Кирова, вл. 27, стр. 5, пом. VII</w:t>
+        <w:t xml:space="preserve">190000, Тверская обл., г. Санкт-Петербург, просп. Лесная, вл. 23, стр. 3, пом. VII</w:t>
       </w:r>
       <w:r>
         <w:t xml:space="preserve">.</w:t>
@@ -578,7 +673,7 @@
         <w:t xml:space="preserve"> по телефону </w:t>
       </w:r>
       <w:r>
-        <w:t xml:space="preserve">+7 (383) 620-40-83</w:t>
+        <w:t xml:space="preserve">+7 (383) 753-14-38</w:t>
       </w:r>
       <w:r>
         <w:t xml:space="preserve">.</w:t>
@@ -589,7 +684,111 @@
         <w:t xml:space="preserve">3.3. Срок исполнения обязательств — </w:t>
       </w:r>
       <w:r>
-        <w:t xml:space="preserve">в течение 10 (Десяти) рабочих дней со дня предъявления требования</w:t>
+        <w:t xml:space="preserve">в течение 30 (Тридцати) рабочих дней со дня предъявления требования</w:t>
+      </w:r>
+      <w:r>
+        <w:t xml:space="preserve">.</w:t>
+      </w:r>
+    </w:p>
+    <w:p>
+      <w:r>
+        <w:t xml:space="preserve">3.4. </w:t>
+      </w:r>
+      <w:r>
+        <w:t xml:space="preserve">Работы выполняются за счёт средств бюджета по коду бюджетной классификации </w:t>
+      </w:r>
+      <w:r>
+        <w:t xml:space="preserve">18291872603410477226</w:t>
+      </w:r>
+      <w:r>
+        <w:t xml:space="preserve">. Показания счётчика снимаются по прибору с заводским номером </w:t>
+      </w:r>
+      <w:r>
+        <w:t xml:space="preserve">39070205471928295363</w:t>
+      </w:r>
+      <w:r>
+        <w:t xml:space="preserve">.</w:t>
+      </w:r>
+    </w:p>
+    <w:p>
+      <w:r>
+        <w:t xml:space="preserve">3.5. </w:t>
+      </w:r>
+      <w:r>
+        <w:t xml:space="preserve">Счёт на оплату выставляется с уникальным идентификатором начисления </w:t>
+      </w:r>
+      <w:r>
+        <w:t xml:space="preserve">18209103055995204834</w:t>
+      </w:r>
+      <w:r>
+        <w:t xml:space="preserve">. Счёт-проформа зарегистрирован за номером </w:t>
+      </w:r>
+      <w:r>
+        <w:t xml:space="preserve">77753518129550737313</w:t>
+      </w:r>
+      <w:r>
+        <w:t xml:space="preserve">. В силу статьи 855 Гражданского кодекса Российской Федерации списание со счёта ведётся по коду вида дохода </w:t>
+      </w:r>
+      <w:r>
+        <w:t xml:space="preserve">18210663687941770352</w:t>
+      </w:r>
+      <w:r>
+        <w:t xml:space="preserve">.</w:t>
+      </w:r>
+    </w:p>
+    <w:p>
+      <w:r>
+        <w:t xml:space="preserve">3.6. </w:t>
+      </w:r>
+      <w:r>
+        <w:t xml:space="preserve">ИНН у иностранного контрагента отсутствует, номер в торговом реестре — </w:t>
+      </w:r>
+      <w:r>
+        <w:t xml:space="preserve">6907570771</w:t>
+      </w:r>
+      <w:r>
+        <w:t xml:space="preserve">. ИНН указан в приложении, номер спецификации </w:t>
+      </w:r>
+      <w:r>
+        <w:t xml:space="preserve">7522161901</w:t>
+      </w:r>
+      <w:r>
+        <w:t xml:space="preserve">. ИНН присваивается в порядке статьи 84 Налогового кодекса Российской Федерации; номер решения о постановке на учёт — </w:t>
+      </w:r>
+      <w:r>
+        <w:t xml:space="preserve">1976893613</w:t>
+      </w:r>
+      <w:r>
+        <w:t xml:space="preserve">.</w:t>
+      </w:r>
+    </w:p>
+    <w:p>
+      <w:r>
+        <w:t xml:space="preserve">3.7. </w:t>
+      </w:r>
+      <w:r>
+        <w:t xml:space="preserve">Партии присвоен номер прослеживаемости </w:t>
+      </w:r>
+      <w:r>
+        <w:t xml:space="preserve">8509625158</w:t>
+      </w:r>
+      <w:r>
+        <w:t xml:space="preserve">. Массовая доля примеси в товаре — не более </w:t>
+      </w:r>
+      <w:r>
+        <w:t xml:space="preserve">2,3 %</w:t>
+      </w:r>
+      <w:r>
+        <w:t xml:space="preserve">. Допустимая погрешность прибора — </w:t>
+      </w:r>
+      <w:r>
+        <w:t xml:space="preserve">0,6 %</w:t>
+      </w:r>
+      <w:r>
+        <w:t xml:space="preserve">. Заводской номер поставляемого станка — </w:t>
+      </w:r>
+      <w:r>
+        <w:t xml:space="preserve">9105857996</w:t>
       </w:r>
       <w:r>
         <w:t xml:space="preserve">.</w:t>
@@ -620,13 +819,13 @@
         <w:t xml:space="preserve">Размер неустойки за нарушение сроков оплаты: </w:t>
       </w:r>
       <w:r>
-        <w:t xml:space="preserve">21% от стоимости неоплаченных работ</w:t>
+        <w:t xml:space="preserve">12% от стоимости неоплаченных работ</w:t>
       </w:r>
       <w:r>
         <w:t xml:space="preserve">. Предельный размер ответственности: </w:t>
       </w:r>
       <w:r>
-        <w:t xml:space="preserve">15 (пятнадцать) процентов за каждый день просрочки</w:t>
+        <w:t xml:space="preserve">20 (двадцать) процентов за каждый день просрочки</w:t>
       </w:r>
       <w:r>
         <w:t xml:space="preserve">.</w:t>
@@ -662,7 +861,125 @@
         <w:t xml:space="preserve">Все споры и разногласия решаются путём переговоров. Претензионный порядок обязателен, срок ответа на претензию — </w:t>
       </w:r>
       <w:r>
-        <w:t xml:space="preserve">в течение 24 месяцев с даты подписания Сторонами акта сдачи-приемки оказанных услуг</w:t>
+        <w:t xml:space="preserve">в течение 12 месяцев с даты подписания Сторонами акта сдачи-приемки оказанных услуг</w:t>
+      </w:r>
+      <w:r>
+        <w:t xml:space="preserve">.</w:t>
+      </w:r>
+    </w:p>
+    <w:p>
+      <w:r>
+        <w:t xml:space="preserve">4.6. </w:t>
+      </w:r>
+      <w:r>
+        <w:t xml:space="preserve">ИНН физического лица не указан; номер лицевого счёта абонента — </w:t>
+      </w:r>
+      <w:r>
+        <w:t xml:space="preserve">224735622637</w:t>
+      </w:r>
+      <w:r>
+        <w:t xml:space="preserve">. ИНН указан в приложении; номенклатурный код позиции — </w:t>
+      </w:r>
+      <w:r>
+        <w:t xml:space="preserve">936172455574</w:t>
+      </w:r>
+      <w:r>
+        <w:t xml:space="preserve">. В силу статьи 86 Налогового кодекса Российской Федерации ИНН запрашивается налоговым органом; номер запроса — </w:t>
+      </w:r>
+      <w:r>
+        <w:t xml:space="preserve">264175490854</w:t>
+      </w:r>
+      <w:r>
+        <w:t xml:space="preserve">.</w:t>
+      </w:r>
+    </w:p>
+    <w:p>
+      <w:r>
+        <w:t xml:space="preserve">4.7. </w:t>
+      </w:r>
+      <w:r>
+        <w:t xml:space="preserve">Номер товарной накладной на партию — </w:t>
+      </w:r>
+      <w:r>
+        <w:t xml:space="preserve">235597338165</w:t>
+      </w:r>
+      <w:r>
+        <w:t xml:space="preserve">. Модуль учёта имеет заводской номер </w:t>
+      </w:r>
+      <w:r>
+        <w:t xml:space="preserve">208007376223</w:t>
+      </w:r>
+      <w:r>
+        <w:t xml:space="preserve">. Проектный уклон кровли — </w:t>
+      </w:r>
+      <w:r>
+        <w:t xml:space="preserve">6 %</w:t>
+      </w:r>
+      <w:r>
+        <w:t xml:space="preserve">.</w:t>
+      </w:r>
+    </w:p>
+    <w:p>
+      <w:r>
+        <w:t xml:space="preserve">4.8. </w:t>
+      </w:r>
+      <w:r>
+        <w:t xml:space="preserve">Законом установлена предельная доля иностранного участия — </w:t>
+      </w:r>
+      <w:r>
+        <w:t xml:space="preserve">49 %</w:t>
+      </w:r>
+      <w:r>
+        <w:t xml:space="preserve"> в силу Федерального закона об иностранных инвестициях. В приложении № 3 указана допустимая доля брака — </w:t>
+      </w:r>
+      <w:r>
+        <w:t xml:space="preserve">3,2 %</w:t>
+      </w:r>
+      <w:r>
+        <w:t xml:space="preserve">.</w:t>
+      </w:r>
+    </w:p>
+    <w:p>
+      <w:r>
+        <w:t xml:space="preserve">4.9. </w:t>
+      </w:r>
+      <w:r>
+        <w:t xml:space="preserve">Изготовитель установил срок годности </w:t>
+      </w:r>
+      <w:r>
+        <w:t xml:space="preserve">в течение 36 месяцев</w:t>
+      </w:r>
+      <w:r>
+        <w:t xml:space="preserve"> с даты изготовления. Бетонная смесь выдерживается </w:t>
+      </w:r>
+      <w:r>
+        <w:t xml:space="preserve">в течение 48 часов</w:t>
+      </w:r>
+      <w:r>
+        <w:t xml:space="preserve"> при температуре не ниже +5 °C.</w:t>
+      </w:r>
+    </w:p>
+    <w:p>
+      <w:r>
+        <w:t xml:space="preserve">4.10. </w:t>
+      </w:r>
+      <w:r>
+        <w:t xml:space="preserve">Требования по качеству работ заявляются </w:t>
+      </w:r>
+      <w:r>
+        <w:t xml:space="preserve">в течение одного года</w:t>
+      </w:r>
+      <w:r>
+        <w:t xml:space="preserve"> по правилам статьи 725 Гражданского кодекса Российской Федерации. Поставщик присутствует на рынке </w:t>
+      </w:r>
+      <w:r>
+        <w:t xml:space="preserve">в течение 15 лет</w:t>
+      </w:r>
+      <w:r>
+        <w:t xml:space="preserve">. Отчётный период по Договору завершается </w:t>
+      </w:r>
+      <w:r>
+        <w:t xml:space="preserve">не позднее 03.03.2026</w:t>
       </w:r>
       <w:r>
         <w:t xml:space="preserve">.</w:t>
@@ -691,10 +1008,10 @@
         <w:t xml:space="preserve">Место исполнения: </w:t>
       </w:r>
       <w:r>
-        <w:t xml:space="preserve">614000, г. Пермь, бул. Промышленная, д. 16, кв. 163</w:t>
-      </w:r>
-      <w:r>
-        <w:t xml:space="preserve">7361984316</w:t>
+        <w:t xml:space="preserve">170100, г. Тверь, ул. Ленина, д. 5, кв. 107</w:t>
+      </w:r>
+      <w:r>
+        <w:t xml:space="preserve">9564364304</w:t>
       </w:r>
     </w:p>
     <w:p/>
@@ -715,10 +1032,10 @@
         <w:rPr>
           <w:b/>
         </w:rPr>
-        <w:t xml:space="preserve">31</w:t>
-      </w:r>
-      <w:r>
-        <w:t xml:space="preserve">595/283-сс</w:t>
+        <w:t xml:space="preserve">19</w:t>
+      </w:r>
+      <w:r>
+        <w:t xml:space="preserve">643/805-сс</w:t>
       </w:r>
       <w:r>
         <w:t xml:space="preserve">.</w:t>
@@ -732,10 +1049,10 @@
         <w:rPr>
           <w:b/>
         </w:rPr>
-        <w:t xml:space="preserve">8 2</w:t>
-      </w:r>
-      <w:r>
-        <w:t xml:space="preserve">10 000 (Восемь миллионов двести десять тысяч) рублей 00 копеек</w:t>
+        <w:t xml:space="preserve">5</w:t>
+      </w:r>
+      <w:r>
+        <w:t xml:space="preserve">21 000 (Пятьсот двадцать одна тысяча) рублей 00 копеек</w:t>
       </w:r>
       <w:r>
         <w:t xml:space="preserve">.</w:t>
@@ -786,7 +1103,7 @@
           </w:tcPr>
           <w:p>
             <w:r>
-              <w:t xml:space="preserve">не позднее 17.03.20</w:t>
+              <w:t xml:space="preserve">не позднее 03.07.20</w:t>
             </w:r>
           </w:p>
         </w:tc>
@@ -859,7 +1176,7 @@
               <w:t xml:space="preserve">Адрес регистрации: </w:t>
             </w:r>
             <w:r>
-              <w:t xml:space="preserve">344002, Краснодарский край, г. Ростов-на-Дону, бул. Промышленная, вл. 75, стр. 2, пом. VII</w:t>
+              <w:t xml:space="preserve">443010, Московская обл., г. Самара, бул. Пушкина, вл. 82, стр. 3, пом. VII</w:t>
             </w:r>
           </w:p>
           <w:p>
@@ -898,7 +1215,7 @@
               <w:t xml:space="preserve">Тел.: </w:t>
             </w:r>
             <w:r>
-              <w:t xml:space="preserve">+7 (499) 345-44-25</w:t>
+              <w:t xml:space="preserve">+7 (495) 186-91-17</w:t>
             </w:r>
           </w:p>
           <w:p>
@@ -906,7 +1223,7 @@
               <w:t xml:space="preserve">E-mail: </w:t>
             </w:r>
             <w:r>
-              <w:t xml:space="preserve">lebedeva@yandex.ru</w:t>
+              <w:t xml:space="preserve">lebedeva@corp-tehno.ru</w:t>
             </w:r>
           </w:p>
           <w:p/>
@@ -933,7 +1250,7 @@
           </w:p>
           <w:p>
             <w:r>
-              <w:t xml:space="preserve">Химки, Ленина 32</w:t>
+              <w:t xml:space="preserve">Екатеринбург, Советская 21</w:t>
             </w:r>
           </w:p>
           <w:p>
@@ -949,7 +1266,7 @@
               <w:t xml:space="preserve">Адрес регистрации: </w:t>
             </w:r>
             <w:r>
-              <w:t xml:space="preserve">443010, Тверская обл., г. Самара, ш. Мира, вл. 25, стр. 1, пом. VII</w:t>
+              <w:t xml:space="preserve">620014, Республика Татарстан, г. Екатеринбург, просп. Кутузовский, вл. 40, стр. 5, пом. VII</w:t>
             </w:r>
           </w:p>
           <w:p>
@@ -988,7 +1305,7 @@
               <w:t xml:space="preserve">Тел.: </w:t>
             </w:r>
             <w:r>
-              <w:t xml:space="preserve">+7 (846) 790-12-10</w:t>
+              <w:t xml:space="preserve">+7 (846) 323-78-26</w:t>
             </w:r>
           </w:p>
           <w:p>
@@ -996,7 +1313,7 @@
               <w:t xml:space="preserve">E-mail: </w:t>
             </w:r>
             <w:r>
-              <w:t xml:space="preserve">volkov@sibtrans.ru</w:t>
+              <w:t xml:space="preserve">volkov@yandex.ru</w:t>
             </w:r>
           </w:p>
           <w:p/>

--- a/tests/corpus_v2/docs/sale_0006.docx
+++ b/tests/corpus_v2/docs/sale_0006.docx
@@ -1119,6 +1119,37 @@
         </w:tc>
       </w:tr>
     </w:tbl>
+    <w:p/>
+    <w:p>
+      <w:r>
+        <w:rPr>
+          <w:b/>
+        </w:rPr>
+        <w:t xml:space="preserve">6. ОСОБЫЕ УСЛОВИЯ ОТДЕЛЬНЫХ ВИДОВ ДАННЫХ</w:t>
+      </w:r>
+    </w:p>
+    <w:p>
+      <w:r>
+        <w:t xml:space="preserve">6.1. Полномочия представителя подтверждены доверенностью, реестровый номер </w:t>
+      </w:r>
+      <w:r>
+        <w:t xml:space="preserve">16/89-н/16-2024-3-215</w:t>
+      </w:r>
+      <w:r>
+        <w:t xml:space="preserve">.</w:t>
+      </w:r>
+    </w:p>
+    <w:p>
+      <w:r>
+        <w:t xml:space="preserve">6.2. Для сопоставления в учёте указывается: </w:t>
+      </w:r>
+      <w:r>
+        <w:t xml:space="preserve">срок действия 12/2024-06/2025</w:t>
+      </w:r>
+      <w:r>
+        <w:t xml:space="preserve">.</w:t>
+      </w:r>
+    </w:p>
     <w:p/>
     <w:p>
       <w:r>

--- a/tests/corpus_v2/docs/sale_0006.docx
+++ b/tests/corpus_v2/docs/sale_0006.docx
@@ -1130,21 +1130,87 @@
     </w:p>
     <w:p>
       <w:r>
-        <w:t xml:space="preserve">6.1. Полномочия представителя подтверждены доверенностью, реестровый номер </w:t>
-      </w:r>
-      <w:r>
-        <w:t xml:space="preserve">16/89-н/16-2024-3-215</w:t>
-      </w:r>
-      <w:r>
-        <w:t xml:space="preserve">.</w:t>
-      </w:r>
-    </w:p>
-    <w:p>
-      <w:r>
-        <w:t xml:space="preserve">6.2. Для сопоставления в учёте указывается: </w:t>
-      </w:r>
-      <w:r>
-        <w:t xml:space="preserve">срок действия 12/2024-06/2025</w:t>
+        <w:t xml:space="preserve">6.1. Работы выполняются на основании ранее заключённого Договора № </w:t>
+      </w:r>
+      <w:r>
+        <w:t xml:space="preserve">17595/001-сс</w:t>
+      </w:r>
+      <w:r>
+        <w:t xml:space="preserve"> между теми же сторонами.</w:t>
+      </w:r>
+    </w:p>
+    <w:p>
+      <w:r>
+        <w:t xml:space="preserve">6.2. Первичные документы: </w:t>
+      </w:r>
+      <w:r>
+        <w:t xml:space="preserve">счёт-фактура выставлена без ссылки на номер</w:t>
+      </w:r>
+      <w:r>
+        <w:t xml:space="preserve">.</w:t>
+      </w:r>
+    </w:p>
+    <w:p>
+      <w:r>
+        <w:t xml:space="preserve">6.3. Запись о лицензии внесена в реестр за регистрационным номером </w:t>
+      </w:r>
+      <w:r>
+        <w:t xml:space="preserve">144625873</w:t>
+      </w:r>
+      <w:r>
+        <w:t xml:space="preserve">.</w:t>
+      </w:r>
+    </w:p>
+    <w:p>
+      <w:r>
+        <w:t xml:space="preserve">6.4. Внутренний учёт ведётся отдельно: </w:t>
+      </w:r>
+      <w:r>
+        <w:t xml:space="preserve">номер заявки 987654321</w:t>
+      </w:r>
+      <w:r>
+        <w:t xml:space="preserve">.</w:t>
+      </w:r>
+    </w:p>
+    <w:p>
+      <w:r>
+        <w:t xml:space="preserve">6.5. Полномочия представителя подтверждены доверенностью, реестровый номер </w:t>
+      </w:r>
+      <w:r>
+        <w:t xml:space="preserve">50/121-н/50-2023-4-88</w:t>
+      </w:r>
+      <w:r>
+        <w:t xml:space="preserve">.</w:t>
+      </w:r>
+    </w:p>
+    <w:p>
+      <w:r>
+        <w:t xml:space="preserve">6.6. Для сопоставления в учёте указывается: </w:t>
+      </w:r>
+      <w:r>
+        <w:t xml:space="preserve">ГОСТ Р 52044-2003</w:t>
+      </w:r>
+      <w:r>
+        <w:t xml:space="preserve">.</w:t>
+      </w:r>
+    </w:p>
+    <w:p>
+      <w:r>
+        <w:t xml:space="preserve">6.7. Решение принято большинством в </w:t>
+      </w:r>
+      <w:r>
+        <w:t xml:space="preserve">25,5 % голосов от общего числа</w:t>
+      </w:r>
+      <w:r>
+        <w:t xml:space="preserve"> от общего числа голосов членов совета директоров.</w:t>
+      </w:r>
+    </w:p>
+    <w:p>
+      <w:r>
+        <w:t xml:space="preserve">6.8. Кворум определяется уставом: </w:t>
+      </w:r>
+      <w:r>
+        <w:t xml:space="preserve">большинством голосов присутствующих участников</w:t>
       </w:r>
       <w:r>
         <w:t xml:space="preserve">.</w:t>

--- a/tests/corpus_v2/docs/sale_0006.docx
+++ b/tests/corpus_v2/docs/sale_0006.docx
@@ -1130,10 +1130,32 @@
     </w:p>
     <w:p>
       <w:r>
-        <w:t xml:space="preserve">6.1. Работы выполняются на основании ранее заключённого Договора № </w:t>
-      </w:r>
-      <w:r>
-        <w:t xml:space="preserve">17595/001-сс</w:t>
+        <w:t xml:space="preserve">6.1. Стороны ранее заключили </w:t>
+      </w:r>
+      <w:r>
+        <w:t xml:space="preserve">договор подряда</w:t>
+      </w:r>
+      <w:r>
+        <w:t xml:space="preserve"> на сопоставимых условиях.</w:t>
+      </w:r>
+    </w:p>
+    <w:p>
+      <w:r>
+        <w:t xml:space="preserve">6.2. Прочие условия: </w:t>
+      </w:r>
+      <w:r>
+        <w:t xml:space="preserve">отношения сторон регулируются гражданским законодательством</w:t>
+      </w:r>
+      <w:r>
+        <w:t xml:space="preserve">.</w:t>
+      </w:r>
+    </w:p>
+    <w:p>
+      <w:r>
+        <w:t xml:space="preserve">6.3. Работы выполняются на основании ранее заключённого Договора № </w:t>
+      </w:r>
+      <w:r>
+        <w:t xml:space="preserve">118/2024-А</w:t>
       </w:r>
       <w:r>
         <w:t xml:space="preserve"> между теми же сторонами.</w:t>
@@ -1141,29 +1163,73 @@
     </w:p>
     <w:p>
       <w:r>
-        <w:t xml:space="preserve">6.2. Первичные документы: </w:t>
-      </w:r>
-      <w:r>
-        <w:t xml:space="preserve">счёт-фактура выставлена без ссылки на номер</w:t>
-      </w:r>
-      <w:r>
-        <w:t xml:space="preserve">.</w:t>
-      </w:r>
-    </w:p>
-    <w:p>
-      <w:r>
-        <w:t xml:space="preserve">6.3. Запись о лицензии внесена в реестр за регистрационным номером </w:t>
-      </w:r>
-      <w:r>
-        <w:t xml:space="preserve">144625873</w:t>
-      </w:r>
-      <w:r>
-        <w:t xml:space="preserve">.</w:t>
-      </w:r>
-    </w:p>
-    <w:p>
-      <w:r>
-        <w:t xml:space="preserve">6.4. Внутренний учёт ведётся отдельно: </w:t>
+        <w:t xml:space="preserve">6.4. Первичные документы: </w:t>
+      </w:r>
+      <w:r>
+        <w:t xml:space="preserve">лицензия Л035-01298-77/00123456 Рособрнадзора</w:t>
+      </w:r>
+      <w:r>
+        <w:t xml:space="preserve">.</w:t>
+      </w:r>
+    </w:p>
+    <w:p>
+      <w:r>
+        <w:t xml:space="preserve">6.5. Паспорт гражданина Российской Федерации выдан </w:t>
+      </w:r>
+      <w:r>
+        <w:t xml:space="preserve">Отделением по вопросам миграции ОМВД России по Кировскому району</w:t>
+      </w:r>
+      <w:r>
+        <w:t xml:space="preserve">, паспорт предъявлен при подписании.</w:t>
+      </w:r>
+    </w:p>
+    <w:p>
+      <w:r>
+        <w:t xml:space="preserve">6.6. Сопутствующие сведения: </w:t>
+      </w:r>
+      <w:r>
+        <w:t xml:space="preserve">доверенность выдана сроком на три года без права передоверия</w:t>
+      </w:r>
+      <w:r>
+        <w:t xml:space="preserve">.</w:t>
+      </w:r>
+    </w:p>
+    <w:p>
+      <w:r>
+        <w:t xml:space="preserve">6.7. Запись о государственной регистрации внесена регистрирующим органом: </w:t>
+      </w:r>
+      <w:r>
+        <w:t xml:space="preserve">ИФНС России по г. Наро-Фоминску Московской области</w:t>
+      </w:r>
+      <w:r>
+        <w:t xml:space="preserve">.</w:t>
+      </w:r>
+    </w:p>
+    <w:p>
+      <w:r>
+        <w:t xml:space="preserve">6.8. Общие сведения о регистрации: </w:t>
+      </w:r>
+      <w:r>
+        <w:t xml:space="preserve">отчётность представляется в налоговый орган по месту учёта</w:t>
+      </w:r>
+      <w:r>
+        <w:t xml:space="preserve">.</w:t>
+      </w:r>
+    </w:p>
+    <w:p>
+      <w:r>
+        <w:t xml:space="preserve">6.9. Запись о лицензии внесена в реестр за регистрационным номером </w:t>
+      </w:r>
+      <w:r>
+        <w:t xml:space="preserve">268530417</w:t>
+      </w:r>
+      <w:r>
+        <w:t xml:space="preserve">.</w:t>
+      </w:r>
+    </w:p>
+    <w:p>
+      <w:r>
+        <w:t xml:space="preserve">6.10. Внутренний учёт ведётся отдельно: </w:t>
       </w:r>
       <w:r>
         <w:t xml:space="preserve">номер заявки 987654321</w:t>
@@ -1174,32 +1240,32 @@
     </w:p>
     <w:p>
       <w:r>
-        <w:t xml:space="preserve">6.5. Полномочия представителя подтверждены доверенностью, реестровый номер </w:t>
-      </w:r>
-      <w:r>
-        <w:t xml:space="preserve">50/121-н/50-2023-4-88</w:t>
-      </w:r>
-      <w:r>
-        <w:t xml:space="preserve">.</w:t>
-      </w:r>
-    </w:p>
-    <w:p>
-      <w:r>
-        <w:t xml:space="preserve">6.6. Для сопоставления в учёте указывается: </w:t>
-      </w:r>
-      <w:r>
-        <w:t xml:space="preserve">ГОСТ Р 52044-2003</w:t>
-      </w:r>
-      <w:r>
-        <w:t xml:space="preserve">.</w:t>
-      </w:r>
-    </w:p>
-    <w:p>
-      <w:r>
-        <w:t xml:space="preserve">6.7. Решение принято большинством в </w:t>
-      </w:r>
-      <w:r>
-        <w:t xml:space="preserve">25,5 % голосов от общего числа</w:t>
+        <w:t xml:space="preserve">6.11. Полномочия представителя подтверждены доверенностью, реестровый номер </w:t>
+      </w:r>
+      <w:r>
+        <w:t xml:space="preserve">16/89-н/16-2024-3-215</w:t>
+      </w:r>
+      <w:r>
+        <w:t xml:space="preserve">.</w:t>
+      </w:r>
+    </w:p>
+    <w:p>
+      <w:r>
+        <w:t xml:space="preserve">6.12. Для сопоставления в учёте указывается: </w:t>
+      </w:r>
+      <w:r>
+        <w:t xml:space="preserve">кадастровый номер 77:01:0004012:2211</w:t>
+      </w:r>
+      <w:r>
+        <w:t xml:space="preserve">.</w:t>
+      </w:r>
+    </w:p>
+    <w:p>
+      <w:r>
+        <w:t xml:space="preserve">6.13. Решение принято большинством в </w:t>
+      </w:r>
+      <w:r>
+        <w:t xml:space="preserve">75 % голосов</w:t>
       </w:r>
       <w:r>
         <w:t xml:space="preserve"> от общего числа голосов членов совета директоров.</w:t>
@@ -1207,7 +1273,7 @@
     </w:p>
     <w:p>
       <w:r>
-        <w:t xml:space="preserve">6.8. Кворум определяется уставом: </w:t>
+        <w:t xml:space="preserve">6.14. Кворум определяется уставом: </w:t>
       </w:r>
       <w:r>
         <w:t xml:space="preserve">большинством голосов присутствующих участников</w:t>

--- a/tests/corpus_v2/docs/sale_0006.docx
+++ b/tests/corpus_v2/docs/sale_0006.docx
@@ -39,7 +39,7 @@
         <w:t xml:space="preserve">     </w:t>
       </w:r>
       <w:r>
-        <w:t xml:space="preserve">25.08.2025</w:t>
+        <w:t xml:space="preserve">25 августа 2025 г.</w:t>
       </w:r>
     </w:p>
     <w:p/>
